--- a/static/documents/Szablon-wniosek-o-akredytacje-materialow-v1.0.docx
+++ b/static/documents/Szablon-wniosek-o-akredytacje-materialow-v1.0.docx
@@ -62,7 +62,29 @@
       </w:r>
       <w:r>
         <w:tab/>
-        <w:t>Nowy wniosek akredytacyjny</w:t>
+        <w:t>Now</w:t>
+      </w:r>
+      <w:r>
+        <w:t>a</w:t>
+      </w:r>
+      <w:r>
+        <w:t xml:space="preserve"> akredytac</w:t>
+      </w:r>
+      <w:r>
+        <w:t>ja lub pełna reakredytacja</w:t>
+      </w:r>
+      <w:r>
+        <w:t xml:space="preserve"> ze względu na zmianę </w:t>
+      </w:r>
+      <w:r>
+        <w:rPr>
+          <w:i/>
+          <w:iCs/>
+        </w:rPr>
+        <w:t>major</w:t>
+      </w:r>
+      <w:r>
+        <w:t xml:space="preserve"> sylabusa</w:t>
       </w:r>
     </w:p>
     <w:p>
@@ -79,22 +101,20 @@
       </w:r>
       <w:r>
         <w:tab/>
-        <w:t xml:space="preserve">Przeniesienie akredytacji </w:t>
-      </w:r>
-      <w:r>
-        <w:t>z</w:t>
-      </w:r>
-      <w:r>
-        <w:t xml:space="preserve"> innej </w:t>
-      </w:r>
-      <w:r>
-        <w:t>organizacji (</w:t>
-      </w:r>
-      <w:r>
-        <w:t>na terenie Polski</w:t>
-      </w:r>
-      <w:r>
-        <w:t>)</w:t>
+        <w:t xml:space="preserve">Częściowa reakredytacja ze względu na zmianę </w:t>
+      </w:r>
+      <w:r>
+        <w:rPr>
+          <w:i/>
+          <w:iCs/>
+        </w:rPr>
+        <w:t>minor</w:t>
+      </w:r>
+      <w:r>
+        <w:t xml:space="preserve"> </w:t>
+      </w:r>
+      <w:r>
+        <w:t>sylabusa</w:t>
       </w:r>
     </w:p>
     <w:p>
@@ -114,27 +134,37 @@
       </w:r>
       <w:r>
         <w:tab/>
-      </w:r>
-      <w:proofErr w:type="spellStart"/>
-      <w:r>
-        <w:t>Crossakredytacja</w:t>
-      </w:r>
-      <w:proofErr w:type="spellEnd"/>
-      <w:r>
-        <w:t xml:space="preserve"> materiałów </w:t>
-      </w:r>
-      <w:r>
-        <w:t>(</w:t>
-      </w:r>
-      <w:r>
-        <w:t>zagranicznej rady krajowej)</w:t>
+        <w:t>Crossakredytacja materiałów</w:t>
+      </w:r>
+    </w:p>
+    <w:p>
+      <w:pPr>
+        <w:spacing w:after="0"/>
+      </w:pPr>
+      <w:r>
+        <w:rPr>
+          <w:rFonts w:ascii="MS Gothic" w:eastAsia="MS Gothic" w:hAnsi="MS Gothic" w:cs="MS Gothic"/>
+          <w:sz w:val="32"/>
+          <w:szCs w:val="32"/>
+        </w:rPr>
+        <w:t>☐</w:t>
+      </w:r>
+      <w:r>
+        <w:tab/>
+        <w:t>Przeniesienie akredytacji z innej organizacji (</w:t>
+      </w:r>
+      <w:r>
+        <w:t>krajowej</w:t>
+      </w:r>
+      <w:r>
+        <w:t>)</w:t>
       </w:r>
     </w:p>
     <w:p/>
     <w:p/>
     <w:tbl>
       <w:tblPr>
-        <w:tblStyle w:val="a"/>
+        <w:tblStyle w:val="a3"/>
         <w:tblW w:w="9016" w:type="dxa"/>
         <w:tblInd w:w="0" w:type="dxa"/>
         <w:tblBorders>
@@ -179,366 +209,288 @@
           </w:p>
         </w:tc>
       </w:tr>
-      <w:sdt>
-        <w:sdtPr>
-          <w:tag w:val="goog_rdk_0"/>
-          <w:id w:val="-1123167178"/>
-        </w:sdtPr>
-        <w:sdtContent>
-          <w:tr>
-            <w:trPr>
-              <w:trHeight w:val="855"/>
-            </w:trPr>
-            <w:tc>
-              <w:tcPr>
-                <w:tcW w:w="3681" w:type="dxa"/>
-              </w:tcPr>
-              <w:p>
-                <w:pPr>
-                  <w:rPr>
-                    <w:sz w:val="20"/>
-                    <w:szCs w:val="20"/>
-                  </w:rPr>
-                </w:pPr>
-                <w:r>
-                  <w:rPr>
-                    <w:sz w:val="20"/>
-                    <w:szCs w:val="20"/>
-                  </w:rPr>
-                  <w:t>IMIĘ I NAZWISKO / NAZWA PODMIOTU</w:t>
-                </w:r>
-              </w:p>
-            </w:tc>
-            <w:tc>
-              <w:tcPr>
-                <w:tcW w:w="5335" w:type="dxa"/>
-              </w:tcPr>
-              <w:p>
-                <w:pPr>
-                  <w:rPr>
-                    <w:sz w:val="20"/>
-                    <w:szCs w:val="20"/>
-                  </w:rPr>
-                </w:pPr>
-              </w:p>
-            </w:tc>
-          </w:tr>
-        </w:sdtContent>
-      </w:sdt>
-      <w:sdt>
-        <w:sdtPr>
-          <w:tag w:val="goog_rdk_1"/>
-          <w:id w:val="771001331"/>
-        </w:sdtPr>
-        <w:sdtContent>
-          <w:tr>
-            <w:trPr>
-              <w:trHeight w:val="514"/>
-            </w:trPr>
-            <w:tc>
-              <w:tcPr>
-                <w:tcW w:w="3681" w:type="dxa"/>
-              </w:tcPr>
-              <w:p>
-                <w:pPr>
-                  <w:rPr>
-                    <w:sz w:val="20"/>
-                    <w:szCs w:val="20"/>
-                  </w:rPr>
-                </w:pPr>
-                <w:r>
-                  <w:rPr>
-                    <w:sz w:val="20"/>
-                    <w:szCs w:val="20"/>
-                  </w:rPr>
-                  <w:t>ADRES</w:t>
-                </w:r>
-              </w:p>
-            </w:tc>
-            <w:tc>
-              <w:tcPr>
-                <w:tcW w:w="5335" w:type="dxa"/>
-              </w:tcPr>
-              <w:p>
-                <w:pPr>
-                  <w:rPr>
-                    <w:sz w:val="20"/>
-                    <w:szCs w:val="20"/>
-                  </w:rPr>
-                </w:pPr>
-              </w:p>
-            </w:tc>
-          </w:tr>
-        </w:sdtContent>
-      </w:sdt>
-      <w:sdt>
-        <w:sdtPr>
-          <w:tag w:val="goog_rdk_2"/>
-          <w:id w:val="1845473748"/>
-        </w:sdtPr>
-        <w:sdtContent>
-          <w:tr>
-            <w:trPr>
-              <w:trHeight w:val="454"/>
-            </w:trPr>
-            <w:tc>
-              <w:tcPr>
-                <w:tcW w:w="3681" w:type="dxa"/>
-              </w:tcPr>
-              <w:p>
-                <w:pPr>
-                  <w:rPr>
-                    <w:sz w:val="20"/>
-                    <w:szCs w:val="20"/>
-                  </w:rPr>
-                </w:pPr>
-                <w:r>
-                  <w:rPr>
-                    <w:sz w:val="20"/>
-                    <w:szCs w:val="20"/>
-                  </w:rPr>
-                  <w:t>STRONA WWW / PROFILOWA</w:t>
-                </w:r>
-                <w:r>
-                  <w:rPr>
-                    <w:sz w:val="20"/>
-                    <w:szCs w:val="20"/>
-                    <w:vertAlign w:val="superscript"/>
-                  </w:rPr>
-                  <w:footnoteReference w:id="1"/>
-                </w:r>
-              </w:p>
-            </w:tc>
-            <w:tc>
-              <w:tcPr>
-                <w:tcW w:w="5335" w:type="dxa"/>
-              </w:tcPr>
-              <w:p>
-                <w:pPr>
-                  <w:rPr>
-                    <w:sz w:val="20"/>
-                    <w:szCs w:val="20"/>
-                  </w:rPr>
-                </w:pPr>
-              </w:p>
-            </w:tc>
-          </w:tr>
-        </w:sdtContent>
-      </w:sdt>
-      <w:sdt>
-        <w:sdtPr>
-          <w:tag w:val="goog_rdk_3"/>
-          <w:id w:val="277250106"/>
-        </w:sdtPr>
-        <w:sdtContent>
-          <w:tr>
-            <w:trPr>
-              <w:trHeight w:val="514"/>
-            </w:trPr>
-            <w:tc>
-              <w:tcPr>
-                <w:tcW w:w="3681" w:type="dxa"/>
-              </w:tcPr>
-              <w:p>
-                <w:pPr>
-                  <w:rPr>
-                    <w:sz w:val="20"/>
-                    <w:szCs w:val="20"/>
-                  </w:rPr>
-                </w:pPr>
-                <w:r>
-                  <w:rPr>
-                    <w:sz w:val="20"/>
-                    <w:szCs w:val="20"/>
-                  </w:rPr>
-                  <w:t>OSOBA KONTAKTOWA</w:t>
-                </w:r>
-                <w:r>
-                  <w:rPr>
-                    <w:sz w:val="20"/>
-                    <w:szCs w:val="20"/>
-                    <w:vertAlign w:val="superscript"/>
-                  </w:rPr>
-                  <w:footnoteReference w:id="2"/>
-                </w:r>
-              </w:p>
-            </w:tc>
-            <w:tc>
-              <w:tcPr>
-                <w:tcW w:w="5335" w:type="dxa"/>
-              </w:tcPr>
-              <w:p>
-                <w:pPr>
-                  <w:rPr>
-                    <w:sz w:val="20"/>
-                    <w:szCs w:val="20"/>
-                  </w:rPr>
-                </w:pPr>
-              </w:p>
-            </w:tc>
-          </w:tr>
-        </w:sdtContent>
-      </w:sdt>
-      <w:sdt>
-        <w:sdtPr>
-          <w:tag w:val="goog_rdk_4"/>
-          <w:id w:val="68173455"/>
-        </w:sdtPr>
-        <w:sdtContent>
-          <w:tr>
-            <w:trPr>
-              <w:trHeight w:val="499"/>
-            </w:trPr>
-            <w:tc>
-              <w:tcPr>
-                <w:tcW w:w="3681" w:type="dxa"/>
-              </w:tcPr>
-              <w:p>
-                <w:pPr>
-                  <w:rPr>
-                    <w:sz w:val="20"/>
-                    <w:szCs w:val="20"/>
-                  </w:rPr>
-                </w:pPr>
-                <w:r>
-                  <w:rPr>
-                    <w:sz w:val="20"/>
-                    <w:szCs w:val="20"/>
-                  </w:rPr>
-                  <w:t>E</w:t>
-                </w:r>
-                <w:sdt>
-                  <w:sdtPr>
-                    <w:tag w:val="goog_rdk_5"/>
-                    <w:id w:val="-1635901173"/>
-                  </w:sdtPr>
-                  <w:sdtContent>
-                    <w:r>
-                      <w:rPr>
-                        <w:sz w:val="20"/>
-                        <w:szCs w:val="20"/>
-                      </w:rPr>
-                      <w:t>-</w:t>
-                    </w:r>
-                  </w:sdtContent>
-                </w:sdt>
-                <w:r>
-                  <w:rPr>
-                    <w:sz w:val="20"/>
-                    <w:szCs w:val="20"/>
-                  </w:rPr>
-                  <w:t>MAIL</w:t>
-                </w:r>
-              </w:p>
-            </w:tc>
-            <w:tc>
-              <w:tcPr>
-                <w:tcW w:w="5335" w:type="dxa"/>
-              </w:tcPr>
-              <w:p>
-                <w:pPr>
-                  <w:rPr>
-                    <w:sz w:val="20"/>
-                    <w:szCs w:val="20"/>
-                  </w:rPr>
-                </w:pPr>
-              </w:p>
-            </w:tc>
-          </w:tr>
-        </w:sdtContent>
-      </w:sdt>
-      <w:sdt>
-        <w:sdtPr>
-          <w:tag w:val="goog_rdk_6"/>
-          <w:id w:val="774351452"/>
-        </w:sdtPr>
-        <w:sdtContent>
-          <w:tr>
-            <w:trPr>
-              <w:trHeight w:val="484"/>
-            </w:trPr>
-            <w:tc>
-              <w:tcPr>
-                <w:tcW w:w="3681" w:type="dxa"/>
-              </w:tcPr>
-              <w:p>
-                <w:pPr>
-                  <w:rPr>
-                    <w:sz w:val="20"/>
-                    <w:szCs w:val="20"/>
-                  </w:rPr>
-                </w:pPr>
-                <w:r>
-                  <w:rPr>
-                    <w:sz w:val="20"/>
-                    <w:szCs w:val="20"/>
-                  </w:rPr>
-                  <w:t>TELEFON</w:t>
-                </w:r>
-              </w:p>
-            </w:tc>
-            <w:tc>
-              <w:tcPr>
-                <w:tcW w:w="5335" w:type="dxa"/>
-              </w:tcPr>
-              <w:p>
-                <w:pPr>
-                  <w:rPr>
-                    <w:sz w:val="20"/>
-                    <w:szCs w:val="20"/>
-                  </w:rPr>
-                </w:pPr>
-              </w:p>
-            </w:tc>
-          </w:tr>
-        </w:sdtContent>
-      </w:sdt>
-      <w:sdt>
-        <w:sdtPr>
-          <w:tag w:val="goog_rdk_7"/>
-          <w:id w:val="156607146"/>
-        </w:sdtPr>
-        <w:sdtContent>
-          <w:tr>
-            <w:trPr>
-              <w:trHeight w:val="754"/>
-            </w:trPr>
-            <w:tc>
-              <w:tcPr>
-                <w:tcW w:w="3681" w:type="dxa"/>
-              </w:tcPr>
-              <w:p>
-                <w:pPr>
-                  <w:rPr>
-                    <w:sz w:val="20"/>
-                    <w:szCs w:val="20"/>
-                  </w:rPr>
-                </w:pPr>
-                <w:r>
-                  <w:rPr>
-                    <w:sz w:val="20"/>
-                    <w:szCs w:val="20"/>
-                  </w:rPr>
-                  <w:t>DANE DO FAKTURY</w:t>
-                </w:r>
-              </w:p>
-            </w:tc>
-            <w:tc>
-              <w:tcPr>
-                <w:tcW w:w="5335" w:type="dxa"/>
-              </w:tcPr>
-              <w:p>
-                <w:pPr>
-                  <w:rPr>
-                    <w:sz w:val="20"/>
-                    <w:szCs w:val="20"/>
-                  </w:rPr>
-                </w:pPr>
-              </w:p>
-            </w:tc>
-          </w:tr>
-        </w:sdtContent>
-      </w:sdt>
+      <w:tr>
+        <w:trPr>
+          <w:trHeight w:val="855"/>
+        </w:trPr>
+        <w:tc>
+          <w:tcPr>
+            <w:tcW w:w="3681" w:type="dxa"/>
+          </w:tcPr>
+          <w:p>
+            <w:pPr>
+              <w:rPr>
+                <w:sz w:val="20"/>
+                <w:szCs w:val="20"/>
+              </w:rPr>
+            </w:pPr>
+            <w:r>
+              <w:rPr>
+                <w:sz w:val="20"/>
+                <w:szCs w:val="20"/>
+              </w:rPr>
+              <w:t>IMIĘ I NAZWISKO / NAZWA PODMIOTU</w:t>
+            </w:r>
+          </w:p>
+        </w:tc>
+        <w:tc>
+          <w:tcPr>
+            <w:tcW w:w="5335" w:type="dxa"/>
+          </w:tcPr>
+          <w:p>
+            <w:pPr>
+              <w:rPr>
+                <w:sz w:val="20"/>
+                <w:szCs w:val="20"/>
+              </w:rPr>
+            </w:pPr>
+          </w:p>
+        </w:tc>
+      </w:tr>
+      <w:tr>
+        <w:trPr>
+          <w:trHeight w:val="514"/>
+        </w:trPr>
+        <w:tc>
+          <w:tcPr>
+            <w:tcW w:w="3681" w:type="dxa"/>
+          </w:tcPr>
+          <w:p>
+            <w:pPr>
+              <w:rPr>
+                <w:sz w:val="20"/>
+                <w:szCs w:val="20"/>
+              </w:rPr>
+            </w:pPr>
+            <w:r>
+              <w:rPr>
+                <w:sz w:val="20"/>
+                <w:szCs w:val="20"/>
+              </w:rPr>
+              <w:t>ADRES</w:t>
+            </w:r>
+          </w:p>
+        </w:tc>
+        <w:tc>
+          <w:tcPr>
+            <w:tcW w:w="5335" w:type="dxa"/>
+          </w:tcPr>
+          <w:p>
+            <w:pPr>
+              <w:rPr>
+                <w:sz w:val="20"/>
+                <w:szCs w:val="20"/>
+              </w:rPr>
+            </w:pPr>
+          </w:p>
+        </w:tc>
+      </w:tr>
+      <w:tr>
+        <w:trPr>
+          <w:trHeight w:val="454"/>
+        </w:trPr>
+        <w:tc>
+          <w:tcPr>
+            <w:tcW w:w="3681" w:type="dxa"/>
+          </w:tcPr>
+          <w:p>
+            <w:pPr>
+              <w:rPr>
+                <w:sz w:val="20"/>
+                <w:szCs w:val="20"/>
+              </w:rPr>
+            </w:pPr>
+            <w:r>
+              <w:rPr>
+                <w:sz w:val="20"/>
+                <w:szCs w:val="20"/>
+              </w:rPr>
+              <w:t>STRONA WWW / PROFILOWA</w:t>
+            </w:r>
+            <w:r>
+              <w:rPr>
+                <w:sz w:val="20"/>
+                <w:szCs w:val="20"/>
+                <w:vertAlign w:val="superscript"/>
+              </w:rPr>
+              <w:footnoteReference w:id="1"/>
+            </w:r>
+          </w:p>
+        </w:tc>
+        <w:tc>
+          <w:tcPr>
+            <w:tcW w:w="5335" w:type="dxa"/>
+          </w:tcPr>
+          <w:p>
+            <w:pPr>
+              <w:rPr>
+                <w:sz w:val="20"/>
+                <w:szCs w:val="20"/>
+              </w:rPr>
+            </w:pPr>
+          </w:p>
+        </w:tc>
+      </w:tr>
+      <w:tr>
+        <w:trPr>
+          <w:trHeight w:val="514"/>
+        </w:trPr>
+        <w:tc>
+          <w:tcPr>
+            <w:tcW w:w="3681" w:type="dxa"/>
+          </w:tcPr>
+          <w:p>
+            <w:pPr>
+              <w:rPr>
+                <w:sz w:val="20"/>
+                <w:szCs w:val="20"/>
+              </w:rPr>
+            </w:pPr>
+            <w:r>
+              <w:rPr>
+                <w:sz w:val="20"/>
+                <w:szCs w:val="20"/>
+              </w:rPr>
+              <w:t>OSOBA KONTAKTOWA</w:t>
+            </w:r>
+            <w:r>
+              <w:rPr>
+                <w:sz w:val="20"/>
+                <w:szCs w:val="20"/>
+                <w:vertAlign w:val="superscript"/>
+              </w:rPr>
+              <w:footnoteReference w:id="2"/>
+            </w:r>
+          </w:p>
+        </w:tc>
+        <w:tc>
+          <w:tcPr>
+            <w:tcW w:w="5335" w:type="dxa"/>
+          </w:tcPr>
+          <w:p>
+            <w:pPr>
+              <w:rPr>
+                <w:sz w:val="20"/>
+                <w:szCs w:val="20"/>
+              </w:rPr>
+            </w:pPr>
+          </w:p>
+        </w:tc>
+      </w:tr>
+      <w:tr>
+        <w:trPr>
+          <w:trHeight w:val="499"/>
+        </w:trPr>
+        <w:tc>
+          <w:tcPr>
+            <w:tcW w:w="3681" w:type="dxa"/>
+          </w:tcPr>
+          <w:p>
+            <w:pPr>
+              <w:rPr>
+                <w:sz w:val="20"/>
+                <w:szCs w:val="20"/>
+              </w:rPr>
+            </w:pPr>
+            <w:r>
+              <w:rPr>
+                <w:sz w:val="20"/>
+                <w:szCs w:val="20"/>
+              </w:rPr>
+              <w:t>E-MAIL</w:t>
+            </w:r>
+          </w:p>
+        </w:tc>
+        <w:tc>
+          <w:tcPr>
+            <w:tcW w:w="5335" w:type="dxa"/>
+          </w:tcPr>
+          <w:p>
+            <w:pPr>
+              <w:rPr>
+                <w:sz w:val="20"/>
+                <w:szCs w:val="20"/>
+              </w:rPr>
+            </w:pPr>
+          </w:p>
+        </w:tc>
+      </w:tr>
+      <w:tr>
+        <w:trPr>
+          <w:trHeight w:val="484"/>
+        </w:trPr>
+        <w:tc>
+          <w:tcPr>
+            <w:tcW w:w="3681" w:type="dxa"/>
+          </w:tcPr>
+          <w:p>
+            <w:pPr>
+              <w:rPr>
+                <w:sz w:val="20"/>
+                <w:szCs w:val="20"/>
+              </w:rPr>
+            </w:pPr>
+            <w:r>
+              <w:rPr>
+                <w:sz w:val="20"/>
+                <w:szCs w:val="20"/>
+              </w:rPr>
+              <w:t>TELEFON</w:t>
+            </w:r>
+          </w:p>
+        </w:tc>
+        <w:tc>
+          <w:tcPr>
+            <w:tcW w:w="5335" w:type="dxa"/>
+          </w:tcPr>
+          <w:p>
+            <w:pPr>
+              <w:rPr>
+                <w:sz w:val="20"/>
+                <w:szCs w:val="20"/>
+              </w:rPr>
+            </w:pPr>
+          </w:p>
+        </w:tc>
+      </w:tr>
+      <w:tr>
+        <w:trPr>
+          <w:trHeight w:val="754"/>
+        </w:trPr>
+        <w:tc>
+          <w:tcPr>
+            <w:tcW w:w="3681" w:type="dxa"/>
+          </w:tcPr>
+          <w:p>
+            <w:pPr>
+              <w:rPr>
+                <w:sz w:val="20"/>
+                <w:szCs w:val="20"/>
+              </w:rPr>
+            </w:pPr>
+            <w:r>
+              <w:rPr>
+                <w:sz w:val="20"/>
+                <w:szCs w:val="20"/>
+              </w:rPr>
+              <w:t>DANE DO FAKTURY</w:t>
+            </w:r>
+          </w:p>
+        </w:tc>
+        <w:tc>
+          <w:tcPr>
+            <w:tcW w:w="5335" w:type="dxa"/>
+          </w:tcPr>
+          <w:p>
+            <w:pPr>
+              <w:rPr>
+                <w:sz w:val="20"/>
+                <w:szCs w:val="20"/>
+              </w:rPr>
+            </w:pPr>
+          </w:p>
+        </w:tc>
+      </w:tr>
     </w:tbl>
     <w:p/>
     <w:p>
@@ -548,7 +500,7 @@
     </w:p>
     <w:tbl>
       <w:tblPr>
-        <w:tblStyle w:val="a0"/>
+        <w:tblStyle w:val="a4"/>
         <w:tblW w:w="9016" w:type="dxa"/>
         <w:tblInd w:w="0" w:type="dxa"/>
         <w:tblBorders>
@@ -725,29 +677,13 @@
               </w:rPr>
               <w:t>☐</w:t>
             </w:r>
-            <w:sdt>
-              <w:sdtPr>
-                <w:tag w:val="goog_rdk_8"/>
-                <w:id w:val="-1551575484"/>
-              </w:sdtPr>
-              <w:sdtContent>
-                <w:sdt>
-                  <w:sdtPr>
-                    <w:tag w:val="goog_rdk_9"/>
-                    <w:id w:val="-605399001"/>
-                  </w:sdtPr>
-                  <w:sdtContent>
-                    <w:r>
-                      <w:rPr>
-                        <w:sz w:val="20"/>
-                        <w:szCs w:val="20"/>
-                      </w:rPr>
-                      <w:t>SZKOLENIE</w:t>
-                    </w:r>
-                  </w:sdtContent>
-                </w:sdt>
-              </w:sdtContent>
-            </w:sdt>
+            <w:r>
+              <w:rPr>
+                <w:sz w:val="20"/>
+                <w:szCs w:val="20"/>
+              </w:rPr>
+              <w:t>SZKOLENIE</w:t>
+            </w:r>
             <w:r>
               <w:t xml:space="preserve"> </w:t>
             </w:r>
@@ -756,35 +692,11 @@
                 <w:sz w:val="20"/>
                 <w:szCs w:val="20"/>
               </w:rPr>
-              <w:t>STACJONARN</w:t>
-            </w:r>
-            <w:sdt>
-              <w:sdtPr>
-                <w:tag w:val="goog_rdk_12"/>
-                <w:id w:val="1633957890"/>
-              </w:sdtPr>
-              <w:sdtContent>
-                <w:r>
-                  <w:rPr>
-                    <w:sz w:val="20"/>
-                    <w:szCs w:val="20"/>
-                  </w:rPr>
-                  <w:t>E</w:t>
-                </w:r>
-              </w:sdtContent>
-            </w:sdt>
-            <w:sdt>
-              <w:sdtPr>
-                <w:tag w:val="goog_rdk_13"/>
-                <w:id w:val="-492066978"/>
-                <w:showingPlcHdr/>
-              </w:sdtPr>
-              <w:sdtContent>
-                <w:r>
-                  <w:t xml:space="preserve">     </w:t>
-                </w:r>
-              </w:sdtContent>
-            </w:sdt>
+              <w:t>STACJONARNE</w:t>
+            </w:r>
+            <w:r>
+              <w:t xml:space="preserve">     </w:t>
+            </w:r>
             <w:r>
               <w:rPr>
                 <w:sz w:val="20"/>
@@ -808,35 +720,12 @@
               </w:rPr>
               <w:t>☐</w:t>
             </w:r>
-            <w:sdt>
-              <w:sdtPr>
-                <w:tag w:val="goog_rdk_14"/>
-                <w:id w:val="667781918"/>
-              </w:sdtPr>
-              <w:sdtContent>
-                <w:sdt>
-                  <w:sdtPr>
-                    <w:tag w:val="goog_rdk_15"/>
-                    <w:id w:val="1878495074"/>
-                  </w:sdtPr>
-                  <w:sdtContent>
-                    <w:r>
-                      <w:rPr>
-                        <w:sz w:val="20"/>
-                        <w:szCs w:val="20"/>
-                      </w:rPr>
-                      <w:t>SZKOLENIE</w:t>
-                    </w:r>
-                  </w:sdtContent>
-                </w:sdt>
-              </w:sdtContent>
-            </w:sdt>
-            <w:r>
-              <w:rPr>
-                <w:sz w:val="20"/>
-                <w:szCs w:val="20"/>
-              </w:rPr>
-              <w:t xml:space="preserve"> ONLINE </w:t>
+            <w:r>
+              <w:rPr>
+                <w:sz w:val="20"/>
+                <w:szCs w:val="20"/>
+              </w:rPr>
+              <w:t xml:space="preserve">SZKOLENIE ONLINE </w:t>
             </w:r>
           </w:p>
           <w:p>
@@ -877,7 +766,7 @@
     </w:p>
     <w:tbl>
       <w:tblPr>
-        <w:tblStyle w:val="a1"/>
+        <w:tblStyle w:val="a5"/>
         <w:tblW w:w="9016" w:type="dxa"/>
         <w:tblInd w:w="0" w:type="dxa"/>
         <w:tblBorders>
@@ -923,187 +812,9 @@
           </w:p>
         </w:tc>
       </w:tr>
-      <w:sdt>
-        <w:sdtPr>
-          <w:tag w:val="goog_rdk_17"/>
-          <w:id w:val="1828825163"/>
-        </w:sdtPr>
-        <w:sdtContent>
-          <w:tr>
-            <w:trPr>
-              <w:trHeight w:val="1199"/>
-            </w:trPr>
-            <w:tc>
-              <w:tcPr>
-                <w:tcW w:w="4957" w:type="dxa"/>
-              </w:tcPr>
-              <w:p>
-                <w:pPr>
-                  <w:rPr>
-                    <w:sz w:val="20"/>
-                    <w:szCs w:val="20"/>
-                  </w:rPr>
-                </w:pPr>
-                <w:r>
-                  <w:rPr>
-                    <w:b/>
-                    <w:bCs/>
-                    <w:sz w:val="20"/>
-                    <w:szCs w:val="20"/>
-                  </w:rPr>
-                  <w:t>AGENDA</w:t>
-                </w:r>
-                <w:r>
-                  <w:rPr>
-                    <w:sz w:val="20"/>
-                    <w:szCs w:val="20"/>
-                  </w:rPr>
-                  <w:t xml:space="preserve"> SZKOLENIA OBEJMUJĄC</w:t>
-                </w:r>
-                <w:sdt>
-                  <w:sdtPr>
-                    <w:tag w:val="goog_rdk_18"/>
-                    <w:id w:val="-1676416769"/>
-                  </w:sdtPr>
-                  <w:sdtContent>
-                    <w:r>
-                      <w:rPr>
-                        <w:sz w:val="20"/>
-                        <w:szCs w:val="20"/>
-                      </w:rPr>
-                      <w:t>A</w:t>
-                    </w:r>
-                  </w:sdtContent>
-                </w:sdt>
-                <w:sdt>
-                  <w:sdtPr>
-                    <w:tag w:val="goog_rdk_19"/>
-                    <w:id w:val="1241187021"/>
-                    <w:showingPlcHdr/>
-                  </w:sdtPr>
-                  <w:sdtContent>
-                    <w:r>
-                      <w:t xml:space="preserve">     </w:t>
-                    </w:r>
-                  </w:sdtContent>
-                </w:sdt>
-                <w:r>
-                  <w:rPr>
-                    <w:sz w:val="20"/>
-                    <w:szCs w:val="20"/>
-                  </w:rPr>
-                  <w:t xml:space="preserve"> INFORMACJE O CZASIE TRWANIA POSZCZEGÓLNYCH BLOKÓW TEMATYCZNYCH</w:t>
-                </w:r>
-              </w:p>
-            </w:tc>
-            <w:tc>
-              <w:tcPr>
-                <w:tcW w:w="4059" w:type="dxa"/>
-              </w:tcPr>
-              <w:p>
-                <w:pPr>
-                  <w:rPr>
-                    <w:i/>
-                    <w:iCs/>
-                    <w:sz w:val="20"/>
-                    <w:szCs w:val="20"/>
-                  </w:rPr>
-                </w:pPr>
-                <w:r>
-                  <w:rPr>
-                    <w:i/>
-                    <w:iCs/>
-                    <w:sz w:val="20"/>
-                    <w:szCs w:val="20"/>
-                  </w:rPr>
-                  <w:t>(Uzupełnij nazwę pliku)</w:t>
-                </w:r>
-              </w:p>
-            </w:tc>
-          </w:tr>
-        </w:sdtContent>
-      </w:sdt>
-      <w:sdt>
-        <w:sdtPr>
-          <w:tag w:val="goog_rdk_20"/>
-          <w:id w:val="-1897234922"/>
-        </w:sdtPr>
-        <w:sdtContent>
-          <w:tr>
-            <w:trPr>
-              <w:trHeight w:val="1719"/>
-            </w:trPr>
-            <w:tc>
-              <w:tcPr>
-                <w:tcW w:w="4957" w:type="dxa"/>
-              </w:tcPr>
-              <w:p>
-                <w:pPr>
-                  <w:rPr>
-                    <w:sz w:val="20"/>
-                    <w:szCs w:val="20"/>
-                  </w:rPr>
-                </w:pPr>
-                <w:r>
-                  <w:rPr>
-                    <w:b/>
-                    <w:bCs/>
-                    <w:sz w:val="20"/>
-                    <w:szCs w:val="20"/>
-                  </w:rPr>
-                  <w:t>MACIERZ POKRYCIA SYLABUSA</w:t>
-                </w:r>
-                <w:r>
-                  <w:rPr>
-                    <w:sz w:val="20"/>
-                    <w:szCs w:val="20"/>
-                  </w:rPr>
-                  <w:t xml:space="preserve"> (LISTA WSZYSTKICH </w:t>
-                </w:r>
-                <w:r>
-                  <w:rPr>
-                    <w:sz w:val="20"/>
-                    <w:szCs w:val="20"/>
-                  </w:rPr>
-                  <w:t>CELÓW NAUCZANIA</w:t>
-                </w:r>
-                <w:r>
-                  <w:rPr>
-                    <w:sz w:val="20"/>
-                    <w:szCs w:val="20"/>
-                  </w:rPr>
-                  <w:t xml:space="preserve"> Z SYLABUSA WRAZ ZE WSKAZANIEM MIEJSC W MATERIAŁACH SZKOLENIOWYCH, KTÓRE JE POKRYWAJĄ)</w:t>
-                </w:r>
-              </w:p>
-            </w:tc>
-            <w:tc>
-              <w:tcPr>
-                <w:tcW w:w="4059" w:type="dxa"/>
-              </w:tcPr>
-              <w:p>
-                <w:pPr>
-                  <w:rPr>
-                    <w:sz w:val="20"/>
-                    <w:szCs w:val="20"/>
-                  </w:rPr>
-                </w:pPr>
-                <w:r>
-                  <w:rPr>
-                    <w:i/>
-                    <w:iCs/>
-                    <w:sz w:val="20"/>
-                    <w:szCs w:val="20"/>
-                  </w:rPr>
-                  <w:t>(Uzupełnij nazwę pliku)</w:t>
-                </w:r>
-              </w:p>
-            </w:tc>
-          </w:tr>
-        </w:sdtContent>
-      </w:sdt>
       <w:tr>
         <w:trPr>
-          <w:trHeight w:val="672"/>
+          <w:trHeight w:val="330"/>
         </w:trPr>
         <w:tc>
           <w:tcPr>
@@ -1123,20 +834,16 @@
                 <w:sz w:val="20"/>
                 <w:szCs w:val="20"/>
               </w:rPr>
-              <w:t>MATRYCA CZASOWA</w:t>
-            </w:r>
-            <w:r>
-              <w:rPr>
-                <w:sz w:val="20"/>
-                <w:szCs w:val="20"/>
-              </w:rPr>
-              <w:t xml:space="preserve"> (ROZPISANIE</w:t>
-            </w:r>
-            <w:r>
-              <w:rPr>
-                <w:sz w:val="20"/>
-                <w:szCs w:val="20"/>
-              </w:rPr>
+              <w:t>AGENDA</w:t>
+            </w:r>
+            <w:r>
+              <w:rPr>
+                <w:sz w:val="20"/>
+                <w:szCs w:val="20"/>
+              </w:rPr>
+              <w:t xml:space="preserve"> SZKOLENIA OBEJMUJĄCA</w:t>
+            </w:r>
+            <w:r>
               <w:t xml:space="preserve"> </w:t>
             </w:r>
             <w:r>
@@ -1144,13 +851,14 @@
                 <w:sz w:val="20"/>
                 <w:szCs w:val="20"/>
               </w:rPr>
-              <w:t>CZASU PRZEZNACZONEGO NA REALIZACJĘ POSZCZEGÓLNYCH LO WRAZ Z CZASEM ĆWICZEŃ DLA CELÓW NAUCZANIA OD POZIOMU K2 WZWYŻ)</w:t>
+              <w:t>INFORMACJE O CZASIE TRWANIA POSZCZEGÓLNYCH BLOKÓW TEMATYCZNYCH</w:t>
             </w:r>
           </w:p>
         </w:tc>
         <w:tc>
           <w:tcPr>
             <w:tcW w:w="4059" w:type="dxa"/>
+            <w:vAlign w:val="center"/>
           </w:tcPr>
           <w:p>
             <w:pPr>
@@ -1173,92 +881,10 @@
           </w:p>
         </w:tc>
       </w:tr>
-      <w:sdt>
-        <w:sdtPr>
-          <w:tag w:val="goog_rdk_32"/>
-          <w:id w:val="-2106602933"/>
-        </w:sdtPr>
-        <w:sdtContent>
-          <w:tr>
-            <w:trPr>
-              <w:trHeight w:val="1674"/>
-            </w:trPr>
-            <w:tc>
-              <w:tcPr>
-                <w:tcW w:w="4957" w:type="dxa"/>
-              </w:tcPr>
-              <w:p>
-                <w:pPr>
-                  <w:rPr>
-                    <w:b/>
-                    <w:bCs/>
-                    <w:sz w:val="20"/>
-                    <w:szCs w:val="20"/>
-                  </w:rPr>
-                </w:pPr>
-                <w:r>
-                  <w:rPr>
-                    <w:b/>
-                    <w:bCs/>
-                    <w:sz w:val="20"/>
-                    <w:szCs w:val="20"/>
-                  </w:rPr>
-                  <w:t xml:space="preserve">MATERIAŁY SZKOLENIOWE </w:t>
-                </w:r>
-                <w:r>
-                  <w:rPr>
-                    <w:sz w:val="20"/>
-                    <w:szCs w:val="20"/>
-                  </w:rPr>
-                  <w:t>WRAZ Z TOWARZYSZĄCYMI IM MATERIAŁAMI POMOCNICZYMI (NOTATKI TRENERA, BIBLIOGRAFIA, ĆWICZENIA WRAZ Z ROZWIĄZANIAMI, INNE)</w:t>
-                </w:r>
-                <w:r>
-                  <w:rPr>
-                    <w:sz w:val="20"/>
-                    <w:szCs w:val="20"/>
-                    <w:vertAlign w:val="superscript"/>
-                  </w:rPr>
-                  <w:footnoteReference w:id="4"/>
-                </w:r>
-              </w:p>
-            </w:tc>
-            <w:tc>
-              <w:tcPr>
-                <w:tcW w:w="4059" w:type="dxa"/>
-              </w:tcPr>
-              <w:p>
-                <w:pPr>
-                  <w:rPr>
-                    <w:i/>
-                    <w:iCs/>
-                    <w:sz w:val="20"/>
-                    <w:szCs w:val="20"/>
-                  </w:rPr>
-                </w:pPr>
-                <w:r>
-                  <w:rPr>
-                    <w:i/>
-                    <w:iCs/>
-                    <w:sz w:val="20"/>
-                    <w:szCs w:val="20"/>
-                  </w:rPr>
-                  <w:t>(</w:t>
-                </w:r>
-                <w:r>
-                  <w:rPr>
-                    <w:i/>
-                    <w:iCs/>
-                    <w:sz w:val="20"/>
-                    <w:szCs w:val="20"/>
-                  </w:rPr>
-                  <w:t>Uzupełnij nazwy plików)</w:t>
-                </w:r>
-              </w:p>
-            </w:tc>
-          </w:tr>
-        </w:sdtContent>
-      </w:sdt>
       <w:tr>
+        <w:trPr>
+          <w:trHeight w:val="1963"/>
+        </w:trPr>
         <w:tc>
           <w:tcPr>
             <w:tcW w:w="4957" w:type="dxa"/>
@@ -1266,12 +892,26 @@
           <w:p>
             <w:pPr>
               <w:rPr>
+                <w:sz w:val="20"/>
+                <w:szCs w:val="20"/>
+              </w:rPr>
+            </w:pPr>
+            <w:r>
+              <w:rPr>
                 <w:b/>
                 <w:bCs/>
                 <w:sz w:val="20"/>
                 <w:szCs w:val="20"/>
               </w:rPr>
-            </w:pPr>
+              <w:t>MACIERZ POKRYCIA SYLABUSA</w:t>
+            </w:r>
+            <w:r>
+              <w:rPr>
+                <w:sz w:val="20"/>
+                <w:szCs w:val="20"/>
+              </w:rPr>
+              <w:t xml:space="preserve"> (LISTA WSZYSTKICH CELÓW NAUCZANIA Z SYLABUSA WRAZ ZE WSKAZANIEM MIEJSC W MATERIAŁACH SZKOLENIOWYCH, KTÓRE JE POKRYWAJĄ) ORAZ </w:t>
+            </w:r>
             <w:r>
               <w:rPr>
                 <w:b/>
@@ -1279,30 +919,38 @@
                 <w:sz w:val="20"/>
                 <w:szCs w:val="20"/>
               </w:rPr>
-              <w:t>TRANSKRYPCJA NAGRAŃ</w:t>
-            </w:r>
-            <w:r>
-              <w:rPr>
-                <w:sz w:val="20"/>
-                <w:szCs w:val="20"/>
-              </w:rPr>
-              <w:t xml:space="preserve"> W FORMACIE PRZESZUKIWALNYM (NP. WORD)</w:t>
+              <w:t>MATRYCA CZASOWA</w:t>
+            </w:r>
+            <w:r>
+              <w:rPr>
+                <w:sz w:val="20"/>
+                <w:szCs w:val="20"/>
+              </w:rPr>
+              <w:t xml:space="preserve"> (ROZPISANIE CZASU PRZEZNACZONEGO NA REALIZACJĘ POSZCZEGÓLNYCH LO WRAZ Z CZASEM ĆWICZEŃ DLA CELÓW NAUCZANIA OD POZIOMU K2 WZWYŻ)</w:t>
             </w:r>
           </w:p>
         </w:tc>
         <w:tc>
           <w:tcPr>
             <w:tcW w:w="4059" w:type="dxa"/>
+            <w:vAlign w:val="center"/>
           </w:tcPr>
           <w:p>
             <w:pPr>
               <w:rPr>
+                <w:sz w:val="20"/>
+                <w:szCs w:val="20"/>
+              </w:rPr>
+            </w:pPr>
+            <w:r>
+              <w:rPr>
                 <w:i/>
                 <w:iCs/>
                 <w:sz w:val="20"/>
                 <w:szCs w:val="20"/>
               </w:rPr>
-            </w:pPr>
+              <w:t xml:space="preserve">(Uzupełnij nazwę pliku; macierz pokrycia oraz matrycę czasową należy uzupełnić w </w:t>
+            </w:r>
             <w:r>
               <w:rPr>
                 <w:i/>
@@ -1310,7 +958,7 @@
                 <w:sz w:val="20"/>
                 <w:szCs w:val="20"/>
               </w:rPr>
-              <w:t>(Uzupełnij nazw</w:t>
+              <w:t xml:space="preserve">jednym </w:t>
             </w:r>
             <w:r>
               <w:rPr>
@@ -1319,7 +967,7 @@
                 <w:sz w:val="20"/>
                 <w:szCs w:val="20"/>
               </w:rPr>
-              <w:t>ę</w:t>
+              <w:t>pl</w:t>
             </w:r>
             <w:r>
               <w:rPr>
@@ -1328,7 +976,93 @@
                 <w:sz w:val="20"/>
                 <w:szCs w:val="20"/>
               </w:rPr>
-              <w:t xml:space="preserve"> pliku, jeżeli forma szkolenia to e-learning lub wpisz, że nie dotyczy)</w:t>
+              <w:t>iku</w:t>
+            </w:r>
+            <w:r>
+              <w:rPr>
+                <w:i/>
+                <w:iCs/>
+                <w:sz w:val="20"/>
+                <w:szCs w:val="20"/>
+              </w:rPr>
+              <w:t xml:space="preserve"> excelowym „Akredytacja materiałów – matryca celów nauczania.xls”)</w:t>
+            </w:r>
+          </w:p>
+          <w:p>
+            <w:pPr>
+              <w:rPr>
+                <w:sz w:val="20"/>
+                <w:szCs w:val="20"/>
+              </w:rPr>
+            </w:pPr>
+          </w:p>
+        </w:tc>
+      </w:tr>
+      <w:tr>
+        <w:trPr>
+          <w:trHeight w:val="810"/>
+        </w:trPr>
+        <w:tc>
+          <w:tcPr>
+            <w:tcW w:w="4957" w:type="dxa"/>
+          </w:tcPr>
+          <w:p>
+            <w:pPr>
+              <w:rPr>
+                <w:b/>
+                <w:bCs/>
+                <w:sz w:val="20"/>
+                <w:szCs w:val="20"/>
+              </w:rPr>
+            </w:pPr>
+            <w:r>
+              <w:rPr>
+                <w:b/>
+                <w:bCs/>
+                <w:sz w:val="20"/>
+                <w:szCs w:val="20"/>
+              </w:rPr>
+              <w:t xml:space="preserve">MATERIAŁY SZKOLENIOWE </w:t>
+            </w:r>
+            <w:r>
+              <w:rPr>
+                <w:sz w:val="20"/>
+                <w:szCs w:val="20"/>
+              </w:rPr>
+              <w:t>WRAZ Z TOWARZYSZĄCYMI IM MATERIAŁAMI POMOCNICZYMI (NOTATKI TRENERA, BIBLIOGRAFIA, ĆWICZENIA WRAZ Z ROZWIĄZANIAMI, INNE)</w:t>
+            </w:r>
+            <w:r>
+              <w:rPr>
+                <w:sz w:val="20"/>
+                <w:szCs w:val="20"/>
+                <w:vertAlign w:val="superscript"/>
+              </w:rPr>
+              <w:footnoteReference w:id="4"/>
+            </w:r>
+          </w:p>
+        </w:tc>
+        <w:tc>
+          <w:tcPr>
+            <w:tcW w:w="4059" w:type="dxa"/>
+            <w:vAlign w:val="center"/>
+          </w:tcPr>
+          <w:p>
+            <w:pPr>
+              <w:rPr>
+                <w:i/>
+                <w:iCs/>
+                <w:sz w:val="20"/>
+                <w:szCs w:val="20"/>
+              </w:rPr>
+            </w:pPr>
+            <w:r>
+              <w:rPr>
+                <w:i/>
+                <w:iCs/>
+                <w:sz w:val="20"/>
+                <w:szCs w:val="20"/>
+              </w:rPr>
+              <w:t>(Uzupełnij nazwy plików)</w:t>
             </w:r>
           </w:p>
         </w:tc>
@@ -1354,31 +1088,21 @@
                 <w:sz w:val="20"/>
                 <w:szCs w:val="20"/>
               </w:rPr>
-              <w:t>DOSTĘP DO PLAT</w:t>
-            </w:r>
-            <w:r>
-              <w:rPr>
-                <w:b/>
-                <w:bCs/>
-                <w:sz w:val="20"/>
-                <w:szCs w:val="20"/>
-              </w:rPr>
-              <w:t>FORMY</w:t>
-            </w:r>
-            <w:r>
-              <w:rPr>
-                <w:b/>
-                <w:bCs/>
-                <w:sz w:val="20"/>
-                <w:szCs w:val="20"/>
-              </w:rPr>
-              <w:t xml:space="preserve"> E-LEARNINGOWEJ</w:t>
+              <w:t>TRANSKRYPCJA NAGRAŃ</w:t>
+            </w:r>
+            <w:r>
+              <w:rPr>
+                <w:sz w:val="20"/>
+                <w:szCs w:val="20"/>
+              </w:rPr>
+              <w:t xml:space="preserve"> W FORMACIE PRZESZUKIWALNYM (NP. WORD)</w:t>
             </w:r>
           </w:p>
         </w:tc>
         <w:tc>
           <w:tcPr>
             <w:tcW w:w="4059" w:type="dxa"/>
+            <w:vAlign w:val="center"/>
           </w:tcPr>
           <w:p>
             <w:pPr>
@@ -1396,17 +1120,53 @@
                 <w:sz w:val="20"/>
                 <w:szCs w:val="20"/>
               </w:rPr>
-              <w:t xml:space="preserve">(Uzupełnij, jeżeli forma szkolenia to </w:t>
-            </w:r>
-            <w:r>
+              <w:t>(Uzupełnij nazwę pliku, jeżeli forma szkolenia to e-learning lub wpisz, że nie dotyczy)</w:t>
+            </w:r>
+          </w:p>
+        </w:tc>
+      </w:tr>
+      <w:tr>
+        <w:trPr>
+          <w:trHeight w:val="29"/>
+        </w:trPr>
+        <w:tc>
+          <w:tcPr>
+            <w:tcW w:w="4957" w:type="dxa"/>
+          </w:tcPr>
+          <w:p>
+            <w:pPr>
+              <w:rPr>
+                <w:b/>
+                <w:bCs/>
+                <w:sz w:val="20"/>
+                <w:szCs w:val="20"/>
+              </w:rPr>
+            </w:pPr>
+            <w:r>
+              <w:rPr>
+                <w:b/>
+                <w:bCs/>
+                <w:sz w:val="20"/>
+                <w:szCs w:val="20"/>
+              </w:rPr>
+              <w:t>DOSTĘP DO PLATFORMY E-LEARNINGOWEJ</w:t>
+            </w:r>
+          </w:p>
+        </w:tc>
+        <w:tc>
+          <w:tcPr>
+            <w:tcW w:w="4059" w:type="dxa"/>
+            <w:vAlign w:val="center"/>
+          </w:tcPr>
+          <w:p>
+            <w:pPr>
               <w:rPr>
                 <w:i/>
                 <w:iCs/>
                 <w:sz w:val="20"/>
                 <w:szCs w:val="20"/>
               </w:rPr>
-              <w:br/>
-            </w:r>
+            </w:pPr>
             <w:r>
               <w:rPr>
                 <w:i/>
@@ -1414,6 +1174,16 @@
                 <w:sz w:val="20"/>
                 <w:szCs w:val="20"/>
               </w:rPr>
+              <w:t xml:space="preserve">(Uzupełnij, jeżeli forma szkolenia to </w:t>
+            </w:r>
+            <w:r>
+              <w:rPr>
+                <w:i/>
+                <w:iCs/>
+                <w:sz w:val="20"/>
+                <w:szCs w:val="20"/>
+              </w:rPr>
+              <w:br/>
               <w:t>e-learning lub wpisz, że nie dotyczy)</w:t>
             </w:r>
           </w:p>
@@ -1450,7 +1220,6 @@
                 <w:sz w:val="20"/>
                 <w:szCs w:val="20"/>
               </w:rPr>
-              <w:lastRenderedPageBreak/>
               <w:t>DOŚWIADCZENIE ZAWODOWE</w:t>
             </w:r>
           </w:p>
@@ -1458,6 +1227,7 @@
         <w:tc>
           <w:tcPr>
             <w:tcW w:w="4059" w:type="dxa"/>
+            <w:vAlign w:val="center"/>
           </w:tcPr>
           <w:p>
             <w:pPr>
@@ -1478,25 +1248,75 @@
               <w:t>(Uzupełnij nazwę pliku, jeżeli wcześniej nie podałeś adresu do strony www lub profilu działalności)</w:t>
             </w:r>
           </w:p>
+        </w:tc>
+      </w:tr>
+      <w:tr>
+        <w:tc>
+          <w:tcPr>
+            <w:tcW w:w="4957" w:type="dxa"/>
+          </w:tcPr>
           <w:p>
             <w:pPr>
               <w:rPr>
+                <w:sz w:val="20"/>
+                <w:szCs w:val="20"/>
+              </w:rPr>
+            </w:pPr>
+            <w:r>
+              <w:rPr>
+                <w:b/>
+                <w:bCs/>
+                <w:sz w:val="20"/>
+                <w:szCs w:val="20"/>
+              </w:rPr>
+              <w:t>DOWÓD AKREDYTACJI MATERIAŁÓW</w:t>
+            </w:r>
+            <w:r>
+              <w:rPr>
+                <w:sz w:val="20"/>
+                <w:szCs w:val="20"/>
+              </w:rPr>
+              <w:t xml:space="preserve"> np. </w:t>
+            </w:r>
+            <w:r>
+              <w:rPr>
+                <w:sz w:val="20"/>
+                <w:szCs w:val="20"/>
+              </w:rPr>
+              <w:t>k</w:t>
+            </w:r>
+            <w:r>
+              <w:rPr>
+                <w:sz w:val="20"/>
+                <w:szCs w:val="20"/>
+              </w:rPr>
+              <w:t>opia certyfikatu akredytacyjnego (wypełnić tylko w przypadku crossakredytacji)</w:t>
+            </w:r>
+          </w:p>
+        </w:tc>
+        <w:tc>
+          <w:tcPr>
+            <w:tcW w:w="4059" w:type="dxa"/>
+            <w:vAlign w:val="center"/>
+          </w:tcPr>
+          <w:p>
+            <w:pPr>
+              <w:rPr>
                 <w:i/>
                 <w:iCs/>
                 <w:sz w:val="20"/>
                 <w:szCs w:val="20"/>
               </w:rPr>
             </w:pPr>
-          </w:p>
-          <w:p>
-            <w:pPr>
+            <w:r>
               <w:rPr>
                 <w:i/>
                 <w:iCs/>
                 <w:sz w:val="20"/>
                 <w:szCs w:val="20"/>
               </w:rPr>
-            </w:pPr>
+              <w:t>(Uzupełnij nazwy plików)</w:t>
+            </w:r>
           </w:p>
         </w:tc>
       </w:tr>
@@ -1519,7 +1339,7 @@
     </w:p>
     <w:tbl>
       <w:tblPr>
-        <w:tblStyle w:val="a2"/>
+        <w:tblStyle w:val="a6"/>
         <w:tblW w:w="9016" w:type="dxa"/>
         <w:tblInd w:w="0" w:type="dxa"/>
         <w:tblBorders>
@@ -1558,6 +1378,7 @@
                 <w:sz w:val="20"/>
                 <w:szCs w:val="20"/>
               </w:rPr>
+              <w:lastRenderedPageBreak/>
               <w:t>OŚWIADCZENIA WNIOSKODAWCY</w:t>
             </w:r>
           </w:p>
@@ -1601,35 +1422,7 @@
           <w:sz w:val="20"/>
           <w:szCs w:val="20"/>
         </w:rPr>
-        <w:t>Ja niżej podpisany</w:t>
-      </w:r>
-      <w:sdt>
-        <w:sdtPr>
-          <w:rPr>
-            <w:sz w:val="20"/>
-            <w:szCs w:val="20"/>
-          </w:rPr>
-          <w:tag w:val="goog_rdk_37"/>
-          <w:id w:val="597162476"/>
-        </w:sdtPr>
-        <w:sdtContent>
-          <w:r>
-            <w:rPr>
-              <w:color w:val="000000"/>
-              <w:sz w:val="20"/>
-              <w:szCs w:val="20"/>
-            </w:rPr>
-            <w:t>(-na)</w:t>
-          </w:r>
-        </w:sdtContent>
-      </w:sdt>
-      <w:r>
-        <w:rPr>
-          <w:color w:val="000000"/>
-          <w:sz w:val="20"/>
-          <w:szCs w:val="20"/>
-        </w:rPr>
-        <w:t xml:space="preserve"> oświadczam, że:</w:t>
+        <w:t>Ja niżej podpisany(-na) oświadczam, że:</w:t>
       </w:r>
     </w:p>
     <w:p>
@@ -1658,51 +1451,7 @@
           <w:sz w:val="20"/>
           <w:szCs w:val="20"/>
         </w:rPr>
-        <w:t>zapoznałem</w:t>
-      </w:r>
-      <w:sdt>
-        <w:sdtPr>
-          <w:rPr>
-            <w:sz w:val="20"/>
-            <w:szCs w:val="20"/>
-          </w:rPr>
-          <w:tag w:val="goog_rdk_38"/>
-          <w:id w:val="-174229146"/>
-        </w:sdtPr>
-        <w:sdtContent>
-          <w:r>
-            <w:rPr>
-              <w:color w:val="000000"/>
-              <w:sz w:val="20"/>
-              <w:szCs w:val="20"/>
-            </w:rPr>
-            <w:t>(-łam)</w:t>
-          </w:r>
-        </w:sdtContent>
-      </w:sdt>
-      <w:r>
-        <w:rPr>
-          <w:color w:val="000000"/>
-          <w:sz w:val="20"/>
-          <w:szCs w:val="20"/>
-        </w:rPr>
-        <w:t xml:space="preserve"> się z zasadami procesu akredytacji ISTQB</w:t>
-      </w:r>
-      <w:r>
-        <w:rPr>
-          <w:color w:val="000000"/>
-          <w:sz w:val="20"/>
-          <w:szCs w:val="20"/>
-        </w:rPr>
-        <w:t xml:space="preserve">® </w:t>
-      </w:r>
-      <w:r>
-        <w:rPr>
-          <w:color w:val="000000"/>
-          <w:sz w:val="20"/>
-          <w:szCs w:val="20"/>
-        </w:rPr>
-        <w:t>i zobowiązuję się ich przestrzegać</w:t>
+        <w:t>zapoznałem(-łam) się z zasadami procesu akredytacji ISTQB® i zobowiązuję się ich przestrzegać</w:t>
       </w:r>
       <w:r>
         <w:rPr>
@@ -1738,15 +1487,7 @@
           <w:sz w:val="20"/>
           <w:szCs w:val="20"/>
         </w:rPr>
-        <w:t>dostarczone informacje są prawdziwe i kompletne</w:t>
-      </w:r>
-      <w:r>
-        <w:rPr>
-          <w:color w:val="000000"/>
-          <w:sz w:val="20"/>
-          <w:szCs w:val="20"/>
-        </w:rPr>
-        <w:t>,</w:t>
+        <w:t>dostarczone informacje są prawdziwe i kompletne,</w:t>
       </w:r>
     </w:p>
     <w:p>
@@ -1804,28 +1545,8 @@
           <w:sz w:val="20"/>
           <w:szCs w:val="20"/>
         </w:rPr>
-        <w:t>praw autorskich i własności intelektualnej</w:t>
-      </w:r>
-      <w:sdt>
-        <w:sdtPr>
-          <w:rPr>
-            <w:sz w:val="20"/>
-            <w:szCs w:val="20"/>
-          </w:rPr>
-          <w:tag w:val="goog_rdk_41"/>
-          <w:id w:val="-1918915806"/>
-        </w:sdtPr>
-        <w:sdtContent>
-          <w:r>
-            <w:rPr>
-              <w:color w:val="000000"/>
-              <w:sz w:val="20"/>
-              <w:szCs w:val="20"/>
-            </w:rPr>
-            <w:t>,</w:t>
-          </w:r>
-        </w:sdtContent>
-      </w:sdt>
+        <w:t>praw autorskich i własności intelektualnej,</w:t>
+      </w:r>
     </w:p>
     <w:p>
       <w:pPr>
@@ -1853,28 +1574,8 @@
           <w:sz w:val="20"/>
           <w:szCs w:val="20"/>
         </w:rPr>
-        <w:t>ochrony danych</w:t>
-      </w:r>
-      <w:sdt>
-        <w:sdtPr>
-          <w:rPr>
-            <w:sz w:val="20"/>
-            <w:szCs w:val="20"/>
-          </w:rPr>
-          <w:tag w:val="goog_rdk_42"/>
-          <w:id w:val="-587442086"/>
-        </w:sdtPr>
-        <w:sdtContent>
-          <w:r>
-            <w:rPr>
-              <w:color w:val="000000"/>
-              <w:sz w:val="20"/>
-              <w:szCs w:val="20"/>
-            </w:rPr>
-            <w:t>,</w:t>
-          </w:r>
-        </w:sdtContent>
-      </w:sdt>
+        <w:t>ochrony danych,</w:t>
+      </w:r>
     </w:p>
     <w:p>
       <w:pPr>
@@ -1902,15 +1603,7 @@
           <w:sz w:val="20"/>
           <w:szCs w:val="20"/>
         </w:rPr>
-        <w:t>przepisów handlowych i bezpieczeństwa</w:t>
-      </w:r>
-      <w:r>
-        <w:rPr>
-          <w:color w:val="000000"/>
-          <w:sz w:val="20"/>
-          <w:szCs w:val="20"/>
-        </w:rPr>
-        <w:t>,</w:t>
+        <w:t>przepisów handlowych i bezpieczeństwa,</w:t>
       </w:r>
     </w:p>
     <w:p>
@@ -1939,361 +1632,134 @@
           <w:sz w:val="20"/>
           <w:szCs w:val="20"/>
         </w:rPr>
-        <w:t>Jestem świadom(-ma), że ISTQB® może zmieniać lub wycofać sylabus w dowolnym momencie i</w:t>
-      </w:r>
+        <w:t>Jestem świadom(-ma), że ISTQB® może zmieniać lub wycofać sylabus w dowolnym momencie i ani ISTQB®, ani PQB® nie ponoszą odpowiedzialności za koszty związane z opracowaniem materiałów szkoleniowych,</w:t>
+      </w:r>
+    </w:p>
+    <w:p>
+      <w:pPr>
+        <w:numPr>
+          <w:ilvl w:val="0"/>
+          <w:numId w:val="2"/>
+        </w:numPr>
+        <w:pBdr>
+          <w:top w:val="nil"/>
+          <w:left w:val="nil"/>
+          <w:bottom w:val="nil"/>
+          <w:right w:val="nil"/>
+          <w:between w:val="nil"/>
+        </w:pBdr>
+        <w:spacing w:after="280"/>
+        <w:jc w:val="both"/>
+        <w:rPr>
+          <w:sz w:val="20"/>
+          <w:szCs w:val="20"/>
+        </w:rPr>
+      </w:pPr>
       <w:r>
         <w:rPr>
           <w:color w:val="000000"/>
           <w:sz w:val="20"/>
           <w:szCs w:val="20"/>
         </w:rPr>
-        <w:t> </w:t>
-      </w:r>
-      <w:r>
-        <w:rPr>
-          <w:color w:val="000000"/>
-          <w:sz w:val="20"/>
-          <w:szCs w:val="20"/>
-        </w:rPr>
-        <w:t>ani ISTQB®, ani PQB® nie ponoszą odpowiedzialności za koszty związane z opracowaniem materiałów szkoleniowych,</w:t>
+        <w:t>Jestem świadom(-ma), że ISTQB® może zmieniać lub wycofać sylabus w dowolnym momencie i ani ISTQB®, ani PQB nie ponoszą odpowiedzialności za koszty związane z opracowaniem materiałów szkoleniowych.</w:t>
       </w:r>
     </w:p>
-    <w:sdt>
-      <w:sdtPr>
-        <w:rPr>
-          <w:sz w:val="20"/>
-          <w:szCs w:val="20"/>
-        </w:rPr>
-        <w:tag w:val="goog_rdk_48"/>
-        <w:id w:val="1258042492"/>
-      </w:sdtPr>
-      <w:sdtContent>
-        <w:p>
-          <w:pPr>
-            <w:numPr>
-              <w:ilvl w:val="0"/>
-              <w:numId w:val="2"/>
-            </w:numPr>
-            <w:pBdr>
-              <w:top w:val="nil"/>
-              <w:left w:val="nil"/>
-              <w:bottom w:val="nil"/>
-              <w:right w:val="nil"/>
-              <w:between w:val="nil"/>
-            </w:pBdr>
-            <w:spacing w:after="280" w:line="240" w:lineRule="auto"/>
-            <w:rPr>
-              <w:color w:val="000000"/>
-              <w:sz w:val="20"/>
-              <w:szCs w:val="20"/>
-            </w:rPr>
-          </w:pPr>
-          <w:r>
-            <w:rPr>
-              <w:color w:val="000000"/>
-              <w:sz w:val="20"/>
-              <w:szCs w:val="20"/>
-            </w:rPr>
-            <w:t>Jestem świadom</w:t>
-          </w:r>
-          <w:sdt>
-            <w:sdtPr>
-              <w:rPr>
-                <w:sz w:val="20"/>
-                <w:szCs w:val="20"/>
-              </w:rPr>
-              <w:tag w:val="goog_rdk_44"/>
-              <w:id w:val="846526608"/>
-            </w:sdtPr>
-            <w:sdtContent>
-              <w:r>
-                <w:rPr>
-                  <w:color w:val="000000"/>
-                  <w:sz w:val="20"/>
-                  <w:szCs w:val="20"/>
-                </w:rPr>
-                <w:t>(-ma)</w:t>
-              </w:r>
-            </w:sdtContent>
-          </w:sdt>
-          <w:r>
-            <w:rPr>
-              <w:color w:val="000000"/>
-              <w:sz w:val="20"/>
-              <w:szCs w:val="20"/>
-            </w:rPr>
-            <w:t xml:space="preserve">, że </w:t>
-          </w:r>
-          <w:r>
-            <w:rPr>
-              <w:color w:val="000000"/>
-              <w:sz w:val="20"/>
-              <w:szCs w:val="20"/>
-            </w:rPr>
-            <w:t xml:space="preserve">ISTQB® </w:t>
-          </w:r>
-          <w:r>
-            <w:rPr>
-              <w:color w:val="000000"/>
-              <w:sz w:val="20"/>
-              <w:szCs w:val="20"/>
-            </w:rPr>
-            <w:t xml:space="preserve">może zmieniać lub wycofać sylabus </w:t>
-          </w:r>
-          <w:sdt>
-            <w:sdtPr>
-              <w:rPr>
-                <w:sz w:val="20"/>
-                <w:szCs w:val="20"/>
-              </w:rPr>
-              <w:tag w:val="goog_rdk_45"/>
-              <w:id w:val="2080507999"/>
-            </w:sdtPr>
-            <w:sdtContent>
-              <w:sdt>
-                <w:sdtPr>
-                  <w:rPr>
-                    <w:sz w:val="20"/>
-                    <w:szCs w:val="20"/>
-                  </w:rPr>
-                  <w:tag w:val="goog_rdk_46"/>
-                  <w:id w:val="-541508704"/>
-                </w:sdtPr>
-                <w:sdtContent>
-                  <w:r>
-                    <w:rPr>
-                      <w:sz w:val="20"/>
-                      <w:szCs w:val="20"/>
-                    </w:rPr>
-                    <w:br/>
-                  </w:r>
-                </w:sdtContent>
-              </w:sdt>
-            </w:sdtContent>
-          </w:sdt>
-          <w:r>
-            <w:rPr>
-              <w:color w:val="000000"/>
-              <w:sz w:val="20"/>
-              <w:szCs w:val="20"/>
-            </w:rPr>
-            <w:t xml:space="preserve">w dowolnym momencie i ani </w:t>
-          </w:r>
-          <w:r>
-            <w:rPr>
-              <w:color w:val="000000"/>
-              <w:sz w:val="20"/>
-              <w:szCs w:val="20"/>
-            </w:rPr>
-            <w:t xml:space="preserve">ISTQB®, </w:t>
-          </w:r>
-          <w:sdt>
-            <w:sdtPr>
-              <w:rPr>
-                <w:sz w:val="20"/>
-                <w:szCs w:val="20"/>
-              </w:rPr>
-              <w:tag w:val="goog_rdk_47"/>
-              <w:id w:val="-1291007143"/>
-            </w:sdtPr>
-            <w:sdtContent/>
-          </w:sdt>
-          <w:r>
-            <w:rPr>
-              <w:color w:val="000000"/>
-              <w:sz w:val="20"/>
-              <w:szCs w:val="20"/>
-            </w:rPr>
-            <w:t>ani PQB nie ponoszą odpowiedzialności za koszty związane z opracowaniem materiałów szkoleniowych.</w:t>
-          </w:r>
-        </w:p>
-      </w:sdtContent>
-    </w:sdt>
     <w:p>
       <w:pPr>
+        <w:pBdr>
+          <w:top w:val="nil"/>
+          <w:left w:val="nil"/>
+          <w:bottom w:val="nil"/>
+          <w:right w:val="nil"/>
+          <w:between w:val="nil"/>
+        </w:pBdr>
+        <w:spacing w:after="280"/>
+        <w:jc w:val="both"/>
+        <w:rPr>
+          <w:sz w:val="20"/>
+          <w:szCs w:val="20"/>
+        </w:rPr>
+      </w:pPr>
+    </w:p>
+    <w:p>
+      <w:pPr>
+        <w:pBdr>
+          <w:top w:val="nil"/>
+          <w:left w:val="nil"/>
+          <w:bottom w:val="nil"/>
+          <w:right w:val="nil"/>
+          <w:between w:val="nil"/>
+        </w:pBdr>
+        <w:spacing w:after="280"/>
+        <w:jc w:val="both"/>
+        <w:rPr>
+          <w:sz w:val="20"/>
+          <w:szCs w:val="20"/>
+        </w:rPr>
+      </w:pPr>
+    </w:p>
+    <w:p>
+      <w:pPr>
+        <w:pBdr>
+          <w:top w:val="nil"/>
+          <w:left w:val="nil"/>
+          <w:bottom w:val="nil"/>
+          <w:right w:val="nil"/>
+          <w:between w:val="nil"/>
+        </w:pBdr>
+        <w:spacing w:after="280"/>
+        <w:jc w:val="both"/>
+        <w:rPr>
+          <w:sz w:val="20"/>
+          <w:szCs w:val="20"/>
+        </w:rPr>
+      </w:pPr>
+    </w:p>
+    <w:p>
+      <w:pPr>
+        <w:pBdr>
+          <w:top w:val="nil"/>
+          <w:left w:val="nil"/>
+          <w:bottom w:val="nil"/>
+          <w:right w:val="nil"/>
+          <w:between w:val="nil"/>
+        </w:pBdr>
+        <w:spacing w:after="280"/>
+        <w:jc w:val="both"/>
+        <w:rPr>
+          <w:sz w:val="20"/>
+          <w:szCs w:val="20"/>
+        </w:rPr>
+      </w:pPr>
+    </w:p>
+    <w:p>
+      <w:pPr>
         <w:jc w:val="right"/>
         <w:rPr>
           <w:sz w:val="20"/>
           <w:szCs w:val="20"/>
         </w:rPr>
       </w:pPr>
-      <w:sdt>
-        <w:sdtPr>
-          <w:rPr>
-            <w:sz w:val="20"/>
-            <w:szCs w:val="20"/>
-          </w:rPr>
-          <w:tag w:val="goog_rdk_51"/>
-          <w:id w:val="888269517"/>
-        </w:sdtPr>
-        <w:sdtContent>
-          <w:sdt>
-            <w:sdtPr>
-              <w:rPr>
-                <w:sz w:val="20"/>
-                <w:szCs w:val="20"/>
-              </w:rPr>
-              <w:tag w:val="goog_rdk_50"/>
-              <w:id w:val="-1699203406"/>
-              <w:showingPlcHdr/>
-            </w:sdtPr>
-            <w:sdtContent>
-              <w:r>
-                <w:rPr>
-                  <w:sz w:val="20"/>
-                  <w:szCs w:val="20"/>
-                </w:rPr>
-                <w:t xml:space="preserve">     </w:t>
-              </w:r>
-            </w:sdtContent>
-          </w:sdt>
-        </w:sdtContent>
-      </w:sdt>
-      <w:sdt>
-        <w:sdtPr>
-          <w:rPr>
-            <w:sz w:val="20"/>
-            <w:szCs w:val="20"/>
-          </w:rPr>
-          <w:tag w:val="goog_rdk_54"/>
-          <w:id w:val="1222840657"/>
-        </w:sdtPr>
-        <w:sdtContent>
-          <w:sdt>
-            <w:sdtPr>
-              <w:rPr>
-                <w:sz w:val="20"/>
-                <w:szCs w:val="20"/>
-              </w:rPr>
-              <w:tag w:val="goog_rdk_53"/>
-              <w:id w:val="-101079288"/>
-            </w:sdtPr>
-            <w:sdtContent/>
-          </w:sdt>
-        </w:sdtContent>
-      </w:sdt>
+      <w:r>
+        <w:rPr>
+          <w:sz w:val="20"/>
+          <w:szCs w:val="20"/>
+        </w:rPr>
+        <w:t>………………………………………………………………………………….</w:t>
+      </w:r>
     </w:p>
-    <w:sdt>
-      <w:sdtPr>
-        <w:rPr>
-          <w:sz w:val="20"/>
-          <w:szCs w:val="20"/>
-        </w:rPr>
-        <w:tag w:val="goog_rdk_56"/>
-        <w:id w:val="-2036465261"/>
-      </w:sdtPr>
-      <w:sdtContent>
-        <w:p>
-          <w:pPr>
-            <w:jc w:val="right"/>
-            <w:rPr>
-              <w:sz w:val="20"/>
-              <w:szCs w:val="20"/>
-            </w:rPr>
-          </w:pPr>
-          <w:r>
-            <w:rPr>
-              <w:sz w:val="20"/>
-              <w:szCs w:val="20"/>
-            </w:rPr>
-            <w:t>………………………………………………………………………………….</w:t>
-          </w:r>
-          <w:sdt>
-            <w:sdtPr>
-              <w:rPr>
-                <w:sz w:val="20"/>
-                <w:szCs w:val="20"/>
-              </w:rPr>
-              <w:tag w:val="goog_rdk_55"/>
-              <w:id w:val="-472463599"/>
-            </w:sdtPr>
-            <w:sdtContent/>
-          </w:sdt>
-        </w:p>
-      </w:sdtContent>
-    </w:sdt>
-    <w:sdt>
-      <w:sdtPr>
-        <w:rPr>
-          <w:sz w:val="20"/>
-          <w:szCs w:val="20"/>
-        </w:rPr>
-        <w:tag w:val="goog_rdk_59"/>
-        <w:id w:val="660393399"/>
-      </w:sdtPr>
-      <w:sdtEndPr>
-        <w:rPr>
-          <w:sz w:val="22"/>
-          <w:szCs w:val="22"/>
-        </w:rPr>
-      </w:sdtEndPr>
-      <w:sdtContent>
-        <w:p>
-          <w:pPr>
-            <w:ind w:left="3600" w:firstLine="720"/>
-          </w:pPr>
-          <w:sdt>
-            <w:sdtPr>
-              <w:rPr>
-                <w:sz w:val="20"/>
-                <w:szCs w:val="20"/>
-              </w:rPr>
-              <w:tag w:val="goog_rdk_57"/>
-              <w:id w:val="996552186"/>
-            </w:sdtPr>
-            <w:sdtContent>
-              <w:sdt>
-                <w:sdtPr>
-                  <w:rPr>
-                    <w:sz w:val="20"/>
-                    <w:szCs w:val="20"/>
-                  </w:rPr>
-                  <w:tag w:val="goog_rdk_58"/>
-                  <w:id w:val="458820124"/>
-                </w:sdtPr>
-                <w:sdtContent>
-                  <w:r>
-                    <w:rPr>
-                      <w:sz w:val="20"/>
-                      <w:szCs w:val="20"/>
-                    </w:rPr>
-                    <w:t xml:space="preserve">Imię i nazwisko / </w:t>
-                  </w:r>
-                  <w:r>
-                    <w:rPr>
-                      <w:sz w:val="20"/>
-                      <w:szCs w:val="20"/>
-                    </w:rPr>
-                    <w:t>d</w:t>
-                  </w:r>
-                  <w:r>
-                    <w:rPr>
-                      <w:sz w:val="20"/>
-                      <w:szCs w:val="20"/>
-                    </w:rPr>
-                    <w:t xml:space="preserve">ata / </w:t>
-                  </w:r>
-                  <w:r>
-                    <w:rPr>
-                      <w:sz w:val="20"/>
-                      <w:szCs w:val="20"/>
-                    </w:rPr>
-                    <w:t>p</w:t>
-                  </w:r>
-                  <w:r>
-                    <w:rPr>
-                      <w:sz w:val="20"/>
-                      <w:szCs w:val="20"/>
-                    </w:rPr>
-                    <w:t>odpis</w:t>
-                  </w:r>
-                </w:sdtContent>
-              </w:sdt>
-            </w:sdtContent>
-          </w:sdt>
-        </w:p>
-      </w:sdtContent>
-    </w:sdt>
+    <w:p>
+      <w:pPr>
+        <w:ind w:left="3600" w:firstLine="720"/>
+      </w:pPr>
+      <w:r>
+        <w:rPr>
+          <w:sz w:val="20"/>
+          <w:szCs w:val="20"/>
+        </w:rPr>
+        <w:t>Imię i nazwisko / data / podpis</w:t>
+      </w:r>
+    </w:p>
     <w:p>
       <w:pPr>
         <w:jc w:val="right"/>
@@ -2347,49 +1813,7 @@
           <w:sz w:val="20"/>
           <w:szCs w:val="20"/>
         </w:rPr>
-        <w:t>Zgodnie z art. 13 ust. 1 i 2 rozporządzenia Parlamentu Europejskiego i RE (UE) 2016/679 z dnia 27</w:t>
-      </w:r>
-      <w:r>
-        <w:rPr>
-          <w:sz w:val="20"/>
-          <w:szCs w:val="20"/>
-        </w:rPr>
-        <w:t> </w:t>
-      </w:r>
-      <w:r>
-        <w:rPr>
-          <w:sz w:val="20"/>
-          <w:szCs w:val="20"/>
-        </w:rPr>
-        <w:t>kwietnia 2016 r. w sprawie ochrony osób fizycznych w związku z przetwarzaniem danych osobowych, w sprawie swobodnego przepływu takich danych oraz uchylenia dyrektywy 95/46/WE (ogólne rozporządzenie o</w:t>
-      </w:r>
-      <w:r>
-        <w:rPr>
-          <w:sz w:val="20"/>
-          <w:szCs w:val="20"/>
-        </w:rPr>
-        <w:t> </w:t>
-      </w:r>
-      <w:r>
-        <w:rPr>
-          <w:sz w:val="20"/>
-          <w:szCs w:val="20"/>
-        </w:rPr>
-        <w:t xml:space="preserve">ochronie danych) (Dz.U.UE.L.2016.119.1), </w:t>
-      </w:r>
-      <w:r>
-        <w:rPr>
-          <w:sz w:val="20"/>
-          <w:szCs w:val="20"/>
-        </w:rPr>
-        <w:t>s</w:t>
-      </w:r>
-      <w:r>
-        <w:rPr>
-          <w:sz w:val="20"/>
-          <w:szCs w:val="20"/>
-        </w:rPr>
-        <w:t>towarzyszenie Polish Quality Board informuje, że:</w:t>
+        <w:t>Zgodnie z art. 13 ust. 1 i 2 rozporządzenia Parlamentu Europejskiego i RE (UE) 2016/679 z dnia 27 kwietnia 2016 r. w sprawie ochrony osób fizycznych w związku z przetwarzaniem danych osobowych, w sprawie swobodnego przepływu takich danych oraz uchylenia dyrektywy 95/46/WE (ogólne rozporządzenie o ochronie danych) (Dz.U.UE.L.2016.119.1), stowarzyszenie Polish Quality Board informuje, że:</w:t>
       </w:r>
     </w:p>
     <w:p>
@@ -2405,53 +1829,7 @@
           <w:sz w:val="20"/>
           <w:szCs w:val="20"/>
         </w:rPr>
-        <w:t xml:space="preserve">Administratorem Pani/Pana danych osobowych jest </w:t>
-      </w:r>
-      <w:r>
-        <w:rPr>
-          <w:sz w:val="20"/>
-          <w:szCs w:val="20"/>
-        </w:rPr>
-        <w:t>s</w:t>
-      </w:r>
-      <w:r>
-        <w:rPr>
-          <w:sz w:val="20"/>
-          <w:szCs w:val="20"/>
-        </w:rPr>
-        <w:t xml:space="preserve">towarzyszenie Polish Quality Board (zwane dalej PQB), z siedzibą w </w:t>
-      </w:r>
-      <w:proofErr w:type="spellStart"/>
-      <w:r>
-        <w:rPr>
-          <w:sz w:val="20"/>
-          <w:szCs w:val="20"/>
-        </w:rPr>
-        <w:t>Niemczu</w:t>
-      </w:r>
-      <w:proofErr w:type="spellEnd"/>
-      <w:r>
-        <w:rPr>
-          <w:sz w:val="20"/>
-          <w:szCs w:val="20"/>
-        </w:rPr>
-        <w:t xml:space="preserve">, ul. H. </w:t>
-      </w:r>
-      <w:proofErr w:type="spellStart"/>
-      <w:r>
-        <w:rPr>
-          <w:sz w:val="20"/>
-          <w:szCs w:val="20"/>
-        </w:rPr>
-        <w:t>Mrossa</w:t>
-      </w:r>
-      <w:proofErr w:type="spellEnd"/>
-      <w:r>
-        <w:rPr>
-          <w:sz w:val="20"/>
-          <w:szCs w:val="20"/>
-        </w:rPr>
-        <w:t xml:space="preserve"> 4C/14, kod pocztowy 86-032.</w:t>
+        <w:t>Administratorem Pani/Pana danych osobowych jest stowarzyszenie Polish Quality Board (zwane dalej PQB), z siedzibą w Niemczu, ul. H. Mrossa 4C/14, kod pocztowy 86-032.</w:t>
       </w:r>
     </w:p>
     <w:p>
@@ -2528,103 +1906,7 @@
           <w:sz w:val="20"/>
           <w:szCs w:val="20"/>
         </w:rPr>
-        <w:t>uzasadniony interes PQB polegający na realizacji działalności statutowej – na podstawie art.</w:t>
-      </w:r>
-      <w:r>
-        <w:rPr>
-          <w:color w:val="000000"/>
-          <w:sz w:val="20"/>
-          <w:szCs w:val="20"/>
-        </w:rPr>
-        <w:t> </w:t>
-      </w:r>
-      <w:r>
-        <w:rPr>
-          <w:color w:val="000000"/>
-          <w:sz w:val="20"/>
-          <w:szCs w:val="20"/>
-        </w:rPr>
-        <w:t>6</w:t>
-      </w:r>
-      <w:r>
-        <w:rPr>
-          <w:color w:val="000000"/>
-          <w:sz w:val="20"/>
-          <w:szCs w:val="20"/>
-        </w:rPr>
-        <w:t> </w:t>
-      </w:r>
-      <w:r>
-        <w:rPr>
-          <w:color w:val="000000"/>
-          <w:sz w:val="20"/>
-          <w:szCs w:val="20"/>
-        </w:rPr>
-        <w:t>ust.</w:t>
-      </w:r>
-      <w:r>
-        <w:rPr>
-          <w:color w:val="000000"/>
-          <w:sz w:val="20"/>
-          <w:szCs w:val="20"/>
-        </w:rPr>
-        <w:t> </w:t>
-      </w:r>
-      <w:r>
-        <w:rPr>
-          <w:color w:val="000000"/>
-          <w:sz w:val="20"/>
-          <w:szCs w:val="20"/>
-        </w:rPr>
-        <w:t>1</w:t>
-      </w:r>
-      <w:r>
-        <w:rPr>
-          <w:color w:val="000000"/>
-          <w:sz w:val="20"/>
-          <w:szCs w:val="20"/>
-        </w:rPr>
-        <w:t xml:space="preserve"> </w:t>
-      </w:r>
-      <w:r>
-        <w:rPr>
-          <w:color w:val="000000"/>
-          <w:sz w:val="20"/>
-          <w:szCs w:val="20"/>
-        </w:rPr>
-        <w:t>lit</w:t>
-      </w:r>
-      <w:r>
-        <w:rPr>
-          <w:color w:val="000000"/>
-          <w:sz w:val="20"/>
-          <w:szCs w:val="20"/>
-        </w:rPr>
-        <w:t>.</w:t>
-      </w:r>
-      <w:r>
-        <w:rPr>
-          <w:color w:val="000000"/>
-          <w:sz w:val="20"/>
-          <w:szCs w:val="20"/>
-        </w:rPr>
-        <w:t xml:space="preserve"> f</w:t>
-      </w:r>
-      <w:r>
-        <w:rPr>
-          <w:color w:val="000000"/>
-          <w:sz w:val="20"/>
-          <w:szCs w:val="20"/>
-        </w:rPr>
-        <w:t>)</w:t>
-      </w:r>
-      <w:r>
-        <w:rPr>
-          <w:color w:val="000000"/>
-          <w:sz w:val="20"/>
-          <w:szCs w:val="20"/>
-        </w:rPr>
-        <w:t xml:space="preserve"> RODO,</w:t>
+        <w:t>uzasadniony interes PQB polegający na realizacji działalności statutowej – na podstawie art. 6 ust. 1 lit. f) RODO,</w:t>
       </w:r>
     </w:p>
     <w:p>
@@ -2652,31 +1934,7 @@
           <w:sz w:val="20"/>
           <w:szCs w:val="20"/>
         </w:rPr>
-        <w:t>obowiązek prawny ciążący na PQB w zakresie dokumentowania zdarzeń gospodarczych dla celów podatkowych i rachunkowych – na podstawie art. 6 ust. 1 lit</w:t>
-      </w:r>
-      <w:r>
-        <w:rPr>
-          <w:color w:val="000000"/>
-          <w:sz w:val="20"/>
-          <w:szCs w:val="20"/>
-        </w:rPr>
-        <w:t>.</w:t>
-      </w:r>
-      <w:r>
-        <w:rPr>
-          <w:color w:val="000000"/>
-          <w:sz w:val="20"/>
-          <w:szCs w:val="20"/>
-        </w:rPr>
-        <w:t xml:space="preserve"> c) RODO</w:t>
-      </w:r>
-      <w:r>
-        <w:rPr>
-          <w:color w:val="000000"/>
-          <w:sz w:val="20"/>
-          <w:szCs w:val="20"/>
-        </w:rPr>
-        <w:t>.</w:t>
+        <w:t>obowiązek prawny ciążący na PQB w zakresie dokumentowania zdarzeń gospodarczych dla celów podatkowych i rachunkowych – na podstawie art. 6 ust. 1 lit. c) RODO.</w:t>
       </w:r>
     </w:p>
     <w:p>
@@ -2783,10 +2041,10 @@
       </w:r>
     </w:p>
     <w:sectPr>
-      <w:headerReference w:type="default" r:id="rId9"/>
-      <w:footerReference w:type="default" r:id="rId10"/>
-      <w:headerReference w:type="first" r:id="rId11"/>
-      <w:footerReference w:type="first" r:id="rId12"/>
+      <w:headerReference w:type="default" r:id="rId8"/>
+      <w:footerReference w:type="default" r:id="rId9"/>
+      <w:headerReference w:type="first" r:id="rId10"/>
+      <w:footerReference w:type="first" r:id="rId11"/>
       <w:pgSz w:w="11906" w:h="16838"/>
       <w:pgMar w:top="1939" w:right="1418" w:bottom="1418" w:left="1418" w:header="567" w:footer="709" w:gutter="0"/>
       <w:pgNumType w:start="1"/>
@@ -2839,38 +2097,23 @@
       </w:tabs>
       <w:spacing w:before="120" w:after="0" w:line="240" w:lineRule="auto"/>
       <w:rPr>
-        <w:rFonts w:asciiTheme="minorHAnsi" w:hAnsiTheme="minorHAnsi"/>
         <w:color w:val="000000"/>
         <w:sz w:val="20"/>
         <w:szCs w:val="20"/>
         <w:lang w:val="en-GB"/>
       </w:rPr>
     </w:pPr>
-    <w:proofErr w:type="spellStart"/>
     <w:r>
       <w:rPr>
-        <w:rFonts w:asciiTheme="minorHAnsi" w:hAnsiTheme="minorHAnsi"/>
         <w:color w:val="000000"/>
         <w:sz w:val="20"/>
         <w:szCs w:val="20"/>
         <w:lang w:val="en-GB"/>
       </w:rPr>
-      <w:t>wersja</w:t>
-    </w:r>
-    <w:proofErr w:type="spellEnd"/>
-    <w:r>
-      <w:rPr>
-        <w:rFonts w:asciiTheme="minorHAnsi" w:hAnsiTheme="minorHAnsi"/>
-        <w:color w:val="000000"/>
-        <w:sz w:val="20"/>
-        <w:szCs w:val="20"/>
-        <w:lang w:val="en-GB"/>
-      </w:rPr>
-      <w:t xml:space="preserve"> 1.0</w:t>
+      <w:t>wersja 1.0</w:t>
     </w:r>
     <w:r>
       <w:rPr>
-        <w:rFonts w:asciiTheme="minorHAnsi" w:hAnsiTheme="minorHAnsi"/>
         <w:color w:val="000000"/>
         <w:sz w:val="20"/>
         <w:szCs w:val="20"/>
@@ -2881,7 +2124,6 @@
     </w:r>
     <w:r>
       <w:rPr>
-        <w:rFonts w:asciiTheme="minorHAnsi" w:hAnsiTheme="minorHAnsi"/>
         <w:color w:val="000000"/>
         <w:sz w:val="20"/>
         <w:szCs w:val="20"/>
@@ -2890,7 +2132,6 @@
     </w:r>
     <w:r>
       <w:rPr>
-        <w:rFonts w:asciiTheme="minorHAnsi" w:hAnsiTheme="minorHAnsi"/>
         <w:color w:val="000000"/>
         <w:sz w:val="20"/>
         <w:szCs w:val="20"/>
@@ -2900,7 +2141,6 @@
     </w:r>
     <w:r>
       <w:rPr>
-        <w:rFonts w:asciiTheme="minorHAnsi" w:hAnsiTheme="minorHAnsi"/>
         <w:color w:val="000000"/>
         <w:sz w:val="20"/>
         <w:szCs w:val="20"/>
@@ -2909,17 +2149,16 @@
     </w:r>
     <w:r>
       <w:rPr>
-        <w:rFonts w:asciiTheme="minorHAnsi" w:hAnsiTheme="minorHAnsi"/>
+        <w:noProof/>
         <w:color w:val="000000"/>
         <w:sz w:val="20"/>
         <w:szCs w:val="20"/>
         <w:lang w:val="en-GB"/>
       </w:rPr>
-      <w:t>1</w:t>
+      <w:t>2</w:t>
     </w:r>
     <w:r>
       <w:rPr>
-        <w:rFonts w:asciiTheme="minorHAnsi" w:hAnsiTheme="minorHAnsi"/>
         <w:color w:val="000000"/>
         <w:sz w:val="20"/>
         <w:szCs w:val="20"/>
@@ -2928,7 +2167,6 @@
     </w:r>
     <w:r>
       <w:rPr>
-        <w:rFonts w:asciiTheme="minorHAnsi" w:hAnsiTheme="minorHAnsi"/>
         <w:color w:val="000000"/>
         <w:sz w:val="20"/>
         <w:szCs w:val="20"/>
@@ -2938,64 +2176,80 @@
     </w:r>
     <w:r>
       <w:rPr>
-        <w:rFonts w:asciiTheme="minorHAnsi" w:hAnsiTheme="minorHAnsi"/>
         <w:color w:val="000000"/>
         <w:sz w:val="20"/>
         <w:szCs w:val="20"/>
         <w:lang w:val="en-GB"/>
       </w:rPr>
-      <w:tab/>
+      <w:t xml:space="preserve">/ </w:t>
     </w:r>
     <w:r>
       <w:rPr>
-        <w:rFonts w:asciiTheme="minorHAnsi" w:hAnsiTheme="minorHAnsi"/>
+        <w:color w:val="000000"/>
+        <w:sz w:val="20"/>
+        <w:szCs w:val="20"/>
+      </w:rPr>
+      <w:fldChar w:fldCharType="begin"/>
+    </w:r>
+    <w:r>
+      <w:rPr>
+        <w:color w:val="000000"/>
+        <w:sz w:val="20"/>
+        <w:szCs w:val="20"/>
+      </w:rPr>
+      <w:instrText xml:space="preserve"> NUMPAGES  \# "0" \* Arabic  \* MERGEFORMAT </w:instrText>
+    </w:r>
+    <w:r>
+      <w:rPr>
+        <w:color w:val="000000"/>
+        <w:sz w:val="20"/>
+        <w:szCs w:val="20"/>
+      </w:rPr>
+      <w:fldChar w:fldCharType="separate"/>
+    </w:r>
+    <w:r>
+      <w:rPr>
+        <w:color w:val="000000"/>
+        <w:sz w:val="20"/>
+        <w:szCs w:val="20"/>
+      </w:rPr>
+      <w:t>4</w:t>
+    </w:r>
+    <w:r>
+      <w:rPr>
+        <w:color w:val="000000"/>
+        <w:sz w:val="20"/>
+        <w:szCs w:val="20"/>
+      </w:rPr>
+      <w:fldChar w:fldCharType="end"/>
+    </w:r>
+    <w:r>
+      <w:rPr>
         <w:color w:val="000000"/>
         <w:sz w:val="20"/>
         <w:szCs w:val="20"/>
         <w:lang w:val="en-GB"/>
       </w:rPr>
-      <w:fldChar w:fldCharType="begin"/>
+      <w:tab/>
+      <w:t>2026-03-</w:t>
     </w:r>
     <w:r>
       <w:rPr>
-        <w:rFonts w:asciiTheme="minorHAnsi" w:hAnsiTheme="minorHAnsi"/>
         <w:color w:val="000000"/>
         <w:sz w:val="20"/>
         <w:szCs w:val="20"/>
         <w:lang w:val="en-GB"/>
       </w:rPr>
-      <w:instrText xml:space="preserve"> CREATEDATE \@ "yyyy-MM-dd" \* MERGEFORMAT </w:instrText>
+      <w:t>3</w:t>
     </w:r>
     <w:r>
       <w:rPr>
-        <w:rFonts w:asciiTheme="minorHAnsi" w:hAnsiTheme="minorHAnsi"/>
         <w:color w:val="000000"/>
         <w:sz w:val="20"/>
         <w:szCs w:val="20"/>
         <w:lang w:val="en-GB"/>
       </w:rPr>
-      <w:fldChar w:fldCharType="separate"/>
-    </w:r>
-    <w:r>
-      <w:rPr>
-        <w:rFonts w:asciiTheme="minorHAnsi" w:hAnsiTheme="minorHAnsi"/>
-        <w:noProof/>
-        <w:color w:val="000000"/>
-        <w:sz w:val="20"/>
-        <w:szCs w:val="20"/>
-        <w:lang w:val="en-GB"/>
-      </w:rPr>
-      <w:t>2026-03-19</w:t>
-    </w:r>
-    <w:r>
-      <w:rPr>
-        <w:rFonts w:asciiTheme="minorHAnsi" w:hAnsiTheme="minorHAnsi"/>
-        <w:color w:val="000000"/>
-        <w:sz w:val="20"/>
-        <w:szCs w:val="20"/>
-        <w:lang w:val="en-GB"/>
-      </w:rPr>
-      <w:fldChar w:fldCharType="end"/>
+      <w:t>1</w:t>
     </w:r>
   </w:p>
   <w:p>
@@ -3013,7 +2267,6 @@
       </w:tabs>
       <w:spacing w:after="0" w:line="240" w:lineRule="auto"/>
       <w:rPr>
-        <w:rFonts w:asciiTheme="minorHAnsi" w:hAnsiTheme="minorHAnsi"/>
         <w:color w:val="000000"/>
         <w:sz w:val="20"/>
         <w:szCs w:val="20"/>
@@ -3022,7 +2275,6 @@
     </w:pPr>
     <w:r>
       <w:rPr>
-        <w:rFonts w:asciiTheme="minorHAnsi" w:hAnsiTheme="minorHAnsi"/>
         <w:color w:val="000000"/>
         <w:sz w:val="20"/>
         <w:szCs w:val="20"/>
@@ -3033,8 +2285,20 @@
   </w:p>
   <w:p>
     <w:pPr>
-      <w:pStyle w:val="Footer"/>
-      <w:rPr>
+      <w:pBdr>
+        <w:top w:val="nil"/>
+        <w:left w:val="nil"/>
+        <w:bottom w:val="nil"/>
+        <w:right w:val="nil"/>
+        <w:between w:val="nil"/>
+      </w:pBdr>
+      <w:tabs>
+        <w:tab w:val="center" w:pos="4536"/>
+        <w:tab w:val="right" w:pos="9072"/>
+      </w:tabs>
+      <w:spacing w:after="0" w:line="240" w:lineRule="auto"/>
+      <w:rPr>
+        <w:color w:val="000000"/>
         <w:lang w:val="en-GB"/>
       </w:rPr>
     </w:pPr>
@@ -3059,49 +2323,30 @@
       </w:tabs>
       <w:spacing w:before="120" w:after="0" w:line="240" w:lineRule="auto"/>
       <w:rPr>
-        <w:rFonts w:asciiTheme="minorHAnsi" w:hAnsiTheme="minorHAnsi"/>
         <w:color w:val="000000"/>
         <w:sz w:val="20"/>
         <w:szCs w:val="20"/>
-        <w:lang w:val="en-GB"/>
-      </w:rPr>
-    </w:pPr>
-    <w:proofErr w:type="spellStart"/>
+      </w:rPr>
+    </w:pPr>
     <w:r>
       <w:rPr>
-        <w:rFonts w:asciiTheme="minorHAnsi" w:hAnsiTheme="minorHAnsi"/>
         <w:color w:val="000000"/>
         <w:sz w:val="20"/>
         <w:szCs w:val="20"/>
-        <w:lang w:val="en-GB"/>
-      </w:rPr>
-      <w:t>wersja</w:t>
+      </w:rPr>
+      <w:t>wersja 1.0</w:t>
     </w:r>
-    <w:proofErr w:type="spellEnd"/>
     <w:r>
       <w:rPr>
-        <w:rFonts w:asciiTheme="minorHAnsi" w:hAnsiTheme="minorHAnsi"/>
         <w:color w:val="000000"/>
         <w:sz w:val="20"/>
         <w:szCs w:val="20"/>
-        <w:lang w:val="en-GB"/>
-      </w:rPr>
-      <w:t xml:space="preserve"> 1.0</w:t>
-    </w:r>
-    <w:r>
-      <w:rPr>
-        <w:rFonts w:asciiTheme="minorHAnsi" w:hAnsiTheme="minorHAnsi"/>
-        <w:color w:val="000000"/>
-        <w:sz w:val="20"/>
-        <w:szCs w:val="20"/>
-        <w:lang w:val="en-GB"/>
       </w:rPr>
       <w:tab/>
       <w:t xml:space="preserve">str. </w:t>
     </w:r>
     <w:r>
       <w:rPr>
-        <w:rFonts w:asciiTheme="minorHAnsi" w:hAnsiTheme="minorHAnsi"/>
         <w:color w:val="000000"/>
         <w:sz w:val="20"/>
         <w:szCs w:val="20"/>
@@ -3110,17 +2355,14 @@
     </w:r>
     <w:r>
       <w:rPr>
-        <w:rFonts w:asciiTheme="minorHAnsi" w:hAnsiTheme="minorHAnsi"/>
         <w:color w:val="000000"/>
         <w:sz w:val="20"/>
         <w:szCs w:val="20"/>
-        <w:lang w:val="en-GB"/>
       </w:rPr>
       <w:instrText>PAGE</w:instrText>
     </w:r>
     <w:r>
       <w:rPr>
-        <w:rFonts w:asciiTheme="minorHAnsi" w:hAnsiTheme="minorHAnsi"/>
         <w:color w:val="000000"/>
         <w:sz w:val="20"/>
         <w:szCs w:val="20"/>
@@ -3129,16 +2371,15 @@
     </w:r>
     <w:r>
       <w:rPr>
-        <w:rFonts w:asciiTheme="minorHAnsi" w:hAnsiTheme="minorHAnsi"/>
+        <w:noProof/>
         <w:color w:val="000000"/>
         <w:sz w:val="20"/>
         <w:szCs w:val="20"/>
       </w:rPr>
-      <w:t>2</w:t>
+      <w:t>1</w:t>
     </w:r>
     <w:r>
       <w:rPr>
-        <w:rFonts w:asciiTheme="minorHAnsi" w:hAnsiTheme="minorHAnsi"/>
         <w:color w:val="000000"/>
         <w:sz w:val="20"/>
         <w:szCs w:val="20"/>
@@ -3147,74 +2388,77 @@
     </w:r>
     <w:r>
       <w:rPr>
-        <w:rFonts w:asciiTheme="minorHAnsi" w:hAnsiTheme="minorHAnsi"/>
         <w:color w:val="000000"/>
         <w:sz w:val="20"/>
         <w:szCs w:val="20"/>
-        <w:lang w:val="en-GB"/>
       </w:rPr>
       <w:t xml:space="preserve"> </w:t>
     </w:r>
     <w:r>
       <w:rPr>
-        <w:rFonts w:asciiTheme="minorHAnsi" w:hAnsiTheme="minorHAnsi"/>
         <w:color w:val="000000"/>
         <w:sz w:val="20"/>
         <w:szCs w:val="20"/>
-        <w:lang w:val="en-GB"/>
-      </w:rPr>
-      <w:tab/>
+      </w:rPr>
+      <w:t xml:space="preserve">/ </w:t>
     </w:r>
     <w:r>
       <w:rPr>
-        <w:rFonts w:asciiTheme="minorHAnsi" w:hAnsiTheme="minorHAnsi"/>
         <w:color w:val="000000"/>
         <w:sz w:val="20"/>
         <w:szCs w:val="20"/>
-        <w:lang w:val="en-GB"/>
       </w:rPr>
       <w:fldChar w:fldCharType="begin"/>
     </w:r>
     <w:r>
       <w:rPr>
-        <w:rFonts w:asciiTheme="minorHAnsi" w:hAnsiTheme="minorHAnsi"/>
         <w:color w:val="000000"/>
         <w:sz w:val="20"/>
         <w:szCs w:val="20"/>
-        <w:lang w:val="en-GB"/>
-      </w:rPr>
-      <w:instrText xml:space="preserve"> CREATEDATE \@ "yyyy-MM-dd" \* MERGEFORMAT </w:instrText>
+      </w:rPr>
+      <w:instrText xml:space="preserve"> NUMPAGES  \# "0" \* Arabic  \* MERGEFORMAT </w:instrText>
     </w:r>
     <w:r>
       <w:rPr>
-        <w:rFonts w:asciiTheme="minorHAnsi" w:hAnsiTheme="minorHAnsi"/>
         <w:color w:val="000000"/>
         <w:sz w:val="20"/>
         <w:szCs w:val="20"/>
-        <w:lang w:val="en-GB"/>
       </w:rPr>
       <w:fldChar w:fldCharType="separate"/>
     </w:r>
     <w:r>
       <w:rPr>
-        <w:rFonts w:asciiTheme="minorHAnsi" w:hAnsiTheme="minorHAnsi"/>
         <w:noProof/>
         <w:color w:val="000000"/>
         <w:sz w:val="20"/>
         <w:szCs w:val="20"/>
-        <w:lang w:val="en-GB"/>
-      </w:rPr>
-      <w:t>2026-03-19</w:t>
+      </w:rPr>
+      <w:t>4</w:t>
     </w:r>
     <w:r>
       <w:rPr>
-        <w:rFonts w:asciiTheme="minorHAnsi" w:hAnsiTheme="minorHAnsi"/>
         <w:color w:val="000000"/>
         <w:sz w:val="20"/>
         <w:szCs w:val="20"/>
-        <w:lang w:val="en-GB"/>
       </w:rPr>
       <w:fldChar w:fldCharType="end"/>
+    </w:r>
+    <w:r>
+      <w:rPr>
+        <w:color w:val="000000"/>
+        <w:sz w:val="20"/>
+        <w:szCs w:val="20"/>
+      </w:rPr>
+      <w:tab/>
+      <w:t>2026-03-</w:t>
+    </w:r>
+    <w:r>
+      <w:rPr>
+        <w:color w:val="000000"/>
+        <w:sz w:val="20"/>
+        <w:szCs w:val="20"/>
+      </w:rPr>
+      <w:t>31</w:t>
     </w:r>
   </w:p>
   <w:p>
@@ -3233,20 +2477,16 @@
       </w:tabs>
       <w:spacing w:after="0" w:line="240" w:lineRule="auto"/>
       <w:rPr>
-        <w:rFonts w:asciiTheme="minorHAnsi" w:hAnsiTheme="minorHAnsi"/>
         <w:color w:val="000000"/>
         <w:sz w:val="20"/>
         <w:szCs w:val="20"/>
-        <w:lang w:val="en-GB"/>
       </w:rPr>
     </w:pPr>
     <w:r>
       <w:rPr>
-        <w:rFonts w:asciiTheme="minorHAnsi" w:hAnsiTheme="minorHAnsi"/>
         <w:color w:val="000000"/>
         <w:sz w:val="20"/>
         <w:szCs w:val="20"/>
-        <w:lang w:val="en-GB"/>
       </w:rPr>
       <w:t>© Polish Quality Board</w:t>
     </w:r>
@@ -3305,31 +2545,7 @@
           <w:sz w:val="16"/>
           <w:szCs w:val="16"/>
         </w:rPr>
-        <w:t xml:space="preserve"> W przypadku, gdy wnioskodawca nie dysponuje ani stroną www</w:t>
-      </w:r>
-      <w:sdt>
-        <w:sdtPr>
-          <w:tag w:val="goog_rdk_60"/>
-          <w:id w:val="1216627149"/>
-        </w:sdtPr>
-        <w:sdtContent>
-          <w:r>
-            <w:rPr>
-              <w:color w:val="000000"/>
-              <w:sz w:val="16"/>
-              <w:szCs w:val="16"/>
-            </w:rPr>
-            <w:t>,</w:t>
-          </w:r>
-        </w:sdtContent>
-      </w:sdt>
-      <w:r>
-        <w:rPr>
-          <w:color w:val="000000"/>
-          <w:sz w:val="16"/>
-          <w:szCs w:val="16"/>
-        </w:rPr>
-        <w:t xml:space="preserve"> ani np. profilem na LinkedIn, proszę dołączyć do wniosku krótki opis działalności.</w:t>
+        <w:t xml:space="preserve"> W przypadku, gdy wnioskodawca nie dysponuje ani stroną www, ani np. profilem na LinkedIn, proszę dołączyć do wniosku krótki opis działalności.</w:t>
       </w:r>
     </w:p>
   </w:footnote>
@@ -3362,31 +2578,7 @@
           <w:sz w:val="16"/>
           <w:szCs w:val="16"/>
         </w:rPr>
-        <w:t xml:space="preserve"> Pole wymagane w przypadku</w:t>
-      </w:r>
-      <w:sdt>
-        <w:sdtPr>
-          <w:tag w:val="goog_rdk_61"/>
-          <w:id w:val="-779111324"/>
-        </w:sdtPr>
-        <w:sdtContent>
-          <w:r>
-            <w:rPr>
-              <w:color w:val="000000"/>
-              <w:sz w:val="16"/>
-              <w:szCs w:val="16"/>
-            </w:rPr>
-            <w:t>,</w:t>
-          </w:r>
-        </w:sdtContent>
-      </w:sdt>
-      <w:r>
-        <w:rPr>
-          <w:color w:val="000000"/>
-          <w:sz w:val="16"/>
-          <w:szCs w:val="16"/>
-        </w:rPr>
-        <w:t xml:space="preserve"> gdy wnioskodawcą jest podmiot.</w:t>
+        <w:t xml:space="preserve"> Pole wymagane w przypadku, gdy wnioskodawcą jest podmiot.</w:t>
       </w:r>
     </w:p>
   </w:footnote>
@@ -3427,31 +2619,7 @@
           <w:sz w:val="16"/>
           <w:szCs w:val="16"/>
         </w:rPr>
-        <w:t>Zaznacz pasując</w:t>
-      </w:r>
-      <w:r>
-        <w:rPr>
-          <w:color w:val="000000"/>
-          <w:sz w:val="16"/>
-          <w:szCs w:val="16"/>
-        </w:rPr>
-        <w:t>e</w:t>
-      </w:r>
-      <w:r>
-        <w:rPr>
-          <w:color w:val="000000"/>
-          <w:sz w:val="16"/>
-          <w:szCs w:val="16"/>
-        </w:rPr>
-        <w:t xml:space="preserve"> odpowied</w:t>
-      </w:r>
-      <w:r>
-        <w:rPr>
-          <w:color w:val="000000"/>
-          <w:sz w:val="16"/>
-          <w:szCs w:val="16"/>
-        </w:rPr>
-        <w:t>zi.</w:t>
+        <w:t>Zaznacz pasujące odpowiedzi.</w:t>
       </w:r>
     </w:p>
   </w:footnote>
@@ -3484,23 +2652,7 @@
           <w:sz w:val="16"/>
           <w:szCs w:val="16"/>
         </w:rPr>
-        <w:t xml:space="preserve"> Materiały powinny wnosić wartość dodaną</w:t>
-      </w:r>
-      <w:r>
-        <w:rPr>
-          <w:color w:val="000000"/>
-          <w:sz w:val="16"/>
-          <w:szCs w:val="16"/>
-        </w:rPr>
-        <w:t xml:space="preserve"> do treści szkolenia</w:t>
-      </w:r>
-      <w:r>
-        <w:rPr>
-          <w:color w:val="000000"/>
-          <w:sz w:val="16"/>
-          <w:szCs w:val="16"/>
-        </w:rPr>
-        <w:t xml:space="preserve"> i nie mogą jedynie powielać treści sylabusa.</w:t>
+        <w:t xml:space="preserve"> Materiały powinny wnosić wartość dodaną do treści szkolenia i nie mogą jedynie powielać treści sylabusa.</w:t>
       </w:r>
     </w:p>
   </w:footnote>
@@ -3532,11 +2684,9 @@
     <w:r>
       <w:rPr>
         <w:noProof/>
-        <w:sz w:val="20"/>
-        <w:szCs w:val="20"/>
       </w:rPr>
       <w:drawing>
-        <wp:anchor distT="0" distB="0" distL="0" distR="0" simplePos="0" relativeHeight="251658240" behindDoc="1" locked="0" layoutInCell="1" hidden="0" allowOverlap="1" wp14:anchorId="36D04348" wp14:editId="6EB1F73E">
+        <wp:anchor distT="0" distB="0" distL="0" distR="0" simplePos="0" relativeHeight="251658240" behindDoc="1" locked="0" layoutInCell="1" hidden="0" allowOverlap="1" wp14:anchorId="0C4AEBE2" wp14:editId="3147F812">
           <wp:simplePos x="0" y="0"/>
           <wp:positionH relativeFrom="column">
             <wp:posOffset>4842510</wp:posOffset>
@@ -3547,7 +2697,7 @@
           <wp:extent cx="940435" cy="501391"/>
           <wp:effectExtent l="0" t="0" r="0" b="0"/>
           <wp:wrapNone/>
-          <wp:docPr id="1925692982" name="image1.png" descr="Obraz zawierający tekst, Czcionka, logo, Grafika&#10;&#10;Zawartość wygenerowana przez AI może być niepoprawna."/>
+          <wp:docPr id="1925692985" name="image1.png" descr="Obraz zawierający tekst, Czcionka, logo, Grafika&#10;&#10;Zawartość wygenerowana przez AI może być niepoprawna."/>
           <wp:cNvGraphicFramePr/>
           <a:graphic xmlns:a="http://schemas.openxmlformats.org/drawingml/2006/main">
             <a:graphicData uri="http://schemas.openxmlformats.org/drawingml/2006/picture">
@@ -3686,23 +2836,7 @@
         <w:color w:val="000000"/>
         <w:lang w:val="en-GB"/>
       </w:rPr>
-      <w:t xml:space="preserve">ul. H. </w:t>
-    </w:r>
-    <w:proofErr w:type="spellStart"/>
-    <w:r>
-      <w:rPr>
-        <w:color w:val="000000"/>
-        <w:lang w:val="en-GB"/>
-      </w:rPr>
-      <w:t>Mrossa</w:t>
-    </w:r>
-    <w:proofErr w:type="spellEnd"/>
-    <w:r>
-      <w:rPr>
-        <w:color w:val="000000"/>
-        <w:lang w:val="en-GB"/>
-      </w:rPr>
-      <w:t xml:space="preserve"> 4C/14</w:t>
+      <w:t>ul. H. Mrossa 4C/14</w:t>
     </w:r>
   </w:p>
   <w:p>
@@ -3731,18 +2865,8 @@
         <w:u w:val="single"/>
         <w:lang w:val="en-GB"/>
       </w:rPr>
-      <w:t xml:space="preserve">86-032 </w:t>
+      <w:t>86-032 Niemcz</w:t>
     </w:r>
-    <w:proofErr w:type="spellStart"/>
-    <w:r>
-      <w:rPr>
-        <w:color w:val="000000"/>
-        <w:u w:val="single"/>
-        <w:lang w:val="en-GB"/>
-      </w:rPr>
-      <w:t>Niemcz</w:t>
-    </w:r>
-    <w:proofErr w:type="spellEnd"/>
   </w:p>
   <w:p>
     <w:pPr>
@@ -3775,10 +2899,10 @@
         <w:noProof/>
       </w:rPr>
       <w:drawing>
-        <wp:anchor distT="0" distB="0" distL="0" distR="0" simplePos="0" relativeHeight="251659264" behindDoc="1" locked="0" layoutInCell="1" hidden="0" allowOverlap="1" wp14:anchorId="3C66F2C5" wp14:editId="547C431C">
+        <wp:anchor distT="0" distB="0" distL="0" distR="0" simplePos="0" relativeHeight="251659264" behindDoc="1" locked="0" layoutInCell="1" hidden="0" allowOverlap="1" wp14:anchorId="3104A282" wp14:editId="19DB1225">
           <wp:simplePos x="0" y="0"/>
           <wp:positionH relativeFrom="column">
-            <wp:posOffset>4366508</wp:posOffset>
+            <wp:posOffset>4366507</wp:posOffset>
           </wp:positionH>
           <wp:positionV relativeFrom="paragraph">
             <wp:posOffset>2704</wp:posOffset>
@@ -3786,7 +2910,7 @@
           <wp:extent cx="1394211" cy="743319"/>
           <wp:effectExtent l="0" t="0" r="0" b="0"/>
           <wp:wrapNone/>
-          <wp:docPr id="1925692983" name="image1.png" descr="Obraz zawierający tekst, Czcionka, logo, Grafika&#10;&#10;Zawartość wygenerowana przez AI może być niepoprawna."/>
+          <wp:docPr id="1925692986" name="image1.png" descr="Obraz zawierający tekst, Czcionka, logo, Grafika&#10;&#10;Zawartość wygenerowana przez AI może być niepoprawna."/>
           <wp:cNvGraphicFramePr/>
           <a:graphic xmlns:a="http://schemas.openxmlformats.org/drawingml/2006/main">
             <a:graphicData uri="http://schemas.openxmlformats.org/drawingml/2006/picture">
@@ -3843,21 +2967,7 @@
         <w:color w:val="000000"/>
         <w:lang w:val="en-GB"/>
       </w:rPr>
-      <w:t>e</w:t>
-    </w:r>
-    <w:r>
-      <w:rPr>
-        <w:color w:val="000000"/>
-        <w:lang w:val="en-GB"/>
-      </w:rPr>
-      <w:t>-</w:t>
-    </w:r>
-    <w:r>
-      <w:rPr>
-        <w:color w:val="000000"/>
-        <w:lang w:val="en-GB"/>
-      </w:rPr>
-      <w:t>mail: zarzad@pqb.org.pl</w:t>
+      <w:t>e-mail: zarzad@pqb.org.pl</w:t>
     </w:r>
   </w:p>
   <w:p>
@@ -3879,100 +2989,6 @@
         <w:lang w:val="en-GB"/>
       </w:rPr>
     </w:pPr>
-    <w:r>
-      <w:rPr>
-        <w:noProof/>
-      </w:rPr>
-      <mc:AlternateContent>
-        <mc:Choice Requires="wpg">
-          <w:drawing>
-            <wp:anchor distT="0" distB="0" distL="114300" distR="114300" simplePos="0" relativeHeight="251660288" behindDoc="0" locked="0" layoutInCell="1" hidden="0" allowOverlap="1" wp14:anchorId="3E277751" wp14:editId="0B1938B8">
-              <wp:simplePos x="0" y="0"/>
-              <wp:positionH relativeFrom="column">
-                <wp:posOffset>-922653</wp:posOffset>
-              </wp:positionH>
-              <wp:positionV relativeFrom="paragraph">
-                <wp:posOffset>433705</wp:posOffset>
-              </wp:positionV>
-              <wp:extent cx="6690360" cy="64770"/>
-              <wp:effectExtent l="0" t="0" r="0" b="0"/>
-              <wp:wrapNone/>
-              <wp:docPr id="1925692981" name="Łącznik prosty ze strzałką 1925692981"/>
-              <wp:cNvGraphicFramePr/>
-              <a:graphic xmlns:a="http://schemas.openxmlformats.org/drawingml/2006/main">
-                <a:graphicData uri="http://schemas.microsoft.com/office/word/2010/wordprocessingShape">
-                  <wps:wsp>
-                    <wps:cNvCnPr/>
-                    <wps:spPr>
-                      <a:xfrm>
-                        <a:off x="2019870" y="3766665"/>
-                        <a:ext cx="6652260" cy="26670"/>
-                      </a:xfrm>
-                      <a:prstGeom prst="straightConnector1">
-                        <a:avLst/>
-                      </a:prstGeom>
-                      <a:noFill/>
-                      <a:ln w="38100" cap="flat" cmpd="sng">
-                        <a:solidFill>
-                          <a:srgbClr val="003F76"/>
-                        </a:solidFill>
-                        <a:prstDash val="solid"/>
-                        <a:miter lim="800000"/>
-                        <a:headEnd type="none" w="sm" len="sm"/>
-                        <a:tailEnd type="none" w="sm" len="sm"/>
-                      </a:ln>
-                    </wps:spPr>
-                    <wps:bodyPr/>
-                  </wps:wsp>
-                </a:graphicData>
-              </a:graphic>
-            </wp:anchor>
-          </w:drawing>
-        </mc:Choice>
-        <mc:Fallback xmlns:cr="http://schemas.microsoft.com/office/comments/2020/reactions" xmlns="http://schemas.microsoft.com/office/tasks/2019/documenttasks" xmlns:dgm="http://schemas.openxmlformats.org/drawingml/2006/diagram" xmlns:lc="http://schemas.openxmlformats.org/drawingml/2006/lockedCanvas" xmlns:c="http://schemas.openxmlformats.org/drawingml/2006/chart" xmlns:pic="http://schemas.openxmlformats.org/drawingml/2006/picture" xmlns:a="http://schemas.openxmlformats.org/drawingml/2006/main" xmlns:sl="http://schemas.openxmlformats.org/schemaLibrary/2006/main">
-          <w:drawing>
-            <wp:anchor allowOverlap="1" behindDoc="0" distB="0" distT="0" distL="114300" distR="114300" hidden="0" layoutInCell="1" locked="0" relativeHeight="0" simplePos="0">
-              <wp:simplePos x="0" y="0"/>
-              <wp:positionH relativeFrom="column">
-                <wp:posOffset>-922653</wp:posOffset>
-              </wp:positionH>
-              <wp:positionV relativeFrom="paragraph">
-                <wp:posOffset>433705</wp:posOffset>
-              </wp:positionV>
-              <wp:extent cx="6690360" cy="64770"/>
-              <wp:effectExtent b="0" l="0" r="0" t="0"/>
-              <wp:wrapNone/>
-              <wp:docPr id="1925692981" name="image2.png"/>
-              <a:graphic>
-                <a:graphicData uri="http://schemas.openxmlformats.org/drawingml/2006/picture">
-                  <pic:pic>
-                    <pic:nvPicPr>
-                      <pic:cNvPr id="0" name="image2.png"/>
-                      <pic:cNvPicPr preferRelativeResize="0"/>
-                    </pic:nvPicPr>
-                    <pic:blipFill>
-                      <a:blip r:embed="rId2"/>
-                      <a:srcRect/>
-                      <a:stretch>
-                        <a:fillRect/>
-                      </a:stretch>
-                    </pic:blipFill>
-                    <pic:spPr>
-                      <a:xfrm>
-                        <a:off x="0" y="0"/>
-                        <a:ext cx="6690360" cy="64770"/>
-                      </a:xfrm>
-                      <a:prstGeom prst="rect"/>
-                      <a:ln/>
-                    </pic:spPr>
-                  </pic:pic>
-                </a:graphicData>
-              </a:graphic>
-            </wp:anchor>
-          </w:drawing>
-        </mc:Fallback>
-      </mc:AlternateContent>
-    </w:r>
   </w:p>
   <w:p>
     <w:pPr>
@@ -3994,45 +3010,89 @@
     </w:pPr>
     <w:r>
       <w:rPr>
-        <w:color w:val="000000"/>
-      </w:rPr>
-      <w:t>NIP 554</w:t>
+        <w:noProof/>
+        <w:color w:val="000000"/>
+      </w:rPr>
+      <mc:AlternateContent>
+        <mc:Choice Requires="wps">
+          <w:drawing>
+            <wp:anchor distT="0" distB="0" distL="114300" distR="114300" simplePos="0" relativeHeight="251661312" behindDoc="0" locked="0" layoutInCell="1" allowOverlap="1" wp14:anchorId="50128B72" wp14:editId="2BE2FD4C">
+              <wp:simplePos x="0" y="0"/>
+              <wp:positionH relativeFrom="margin">
+                <wp:posOffset>-906780</wp:posOffset>
+              </wp:positionH>
+              <wp:positionV relativeFrom="paragraph">
+                <wp:posOffset>233045</wp:posOffset>
+              </wp:positionV>
+              <wp:extent cx="6667500" cy="45720"/>
+              <wp:effectExtent l="0" t="0" r="19050" b="11430"/>
+              <wp:wrapNone/>
+              <wp:docPr id="361743798" name="Prostokąt 2"/>
+              <wp:cNvGraphicFramePr/>
+              <a:graphic xmlns:a="http://schemas.openxmlformats.org/drawingml/2006/main">
+                <a:graphicData uri="http://schemas.microsoft.com/office/word/2010/wordprocessingShape">
+                  <wps:wsp>
+                    <wps:cNvSpPr/>
+                    <wps:spPr>
+                      <a:xfrm>
+                        <a:off x="0" y="0"/>
+                        <a:ext cx="6667500" cy="45720"/>
+                      </a:xfrm>
+                      <a:prstGeom prst="rect">
+                        <a:avLst/>
+                      </a:prstGeom>
+                      <a:solidFill>
+                        <a:srgbClr val="0D3063"/>
+                      </a:solidFill>
+                    </wps:spPr>
+                    <wps:style>
+                      <a:lnRef idx="2">
+                        <a:schemeClr val="accent1">
+                          <a:shade val="15000"/>
+                        </a:schemeClr>
+                      </a:lnRef>
+                      <a:fillRef idx="1">
+                        <a:schemeClr val="accent1"/>
+                      </a:fillRef>
+                      <a:effectRef idx="0">
+                        <a:schemeClr val="accent1"/>
+                      </a:effectRef>
+                      <a:fontRef idx="minor">
+                        <a:schemeClr val="lt1"/>
+                      </a:fontRef>
+                    </wps:style>
+                    <wps:bodyPr rot="0" spcFirstLastPara="0" vertOverflow="overflow" horzOverflow="overflow" vert="horz" wrap="square" lIns="91440" tIns="45720" rIns="91440" bIns="45720" numCol="1" spcCol="0" rtlCol="0" fromWordArt="0" anchor="ctr" anchorCtr="0" forceAA="0" compatLnSpc="1">
+                      <a:prstTxWarp prst="textNoShape">
+                        <a:avLst/>
+                      </a:prstTxWarp>
+                      <a:noAutofit/>
+                    </wps:bodyPr>
+                  </wps:wsp>
+                </a:graphicData>
+              </a:graphic>
+              <wp14:sizeRelH relativeFrom="margin">
+                <wp14:pctWidth>0</wp14:pctWidth>
+              </wp14:sizeRelH>
+              <wp14:sizeRelV relativeFrom="margin">
+                <wp14:pctHeight>0</wp14:pctHeight>
+              </wp14:sizeRelV>
+            </wp:anchor>
+          </w:drawing>
+        </mc:Choice>
+        <mc:Fallback>
+          <w:pict>
+            <v:rect w14:anchorId="4BF26104" id="Prostokąt 2" o:spid="_x0000_s1026" style="position:absolute;margin-left:-71.4pt;margin-top:18.35pt;width:525pt;height:3.6pt;z-index:251661312;visibility:visible;mso-wrap-style:square;mso-width-percent:0;mso-height-percent:0;mso-wrap-distance-left:9pt;mso-wrap-distance-top:0;mso-wrap-distance-right:9pt;mso-wrap-distance-bottom:0;mso-position-horizontal:absolute;mso-position-horizontal-relative:margin;mso-position-vertical:absolute;mso-position-vertical-relative:text;mso-width-percent:0;mso-height-percent:0;mso-width-relative:margin;mso-height-relative:margin;v-text-anchor:middle" o:gfxdata="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" fillcolor="#0d3063" strokecolor="#030e13 [484]" strokeweight="1pt">
+              <w10:wrap anchorx="margin"/>
+            </v:rect>
+          </w:pict>
+        </mc:Fallback>
+      </mc:AlternateContent>
     </w:r>
     <w:r>
       <w:rPr>
         <w:color w:val="000000"/>
       </w:rPr>
-      <w:t>-</w:t>
-    </w:r>
-    <w:r>
-      <w:rPr>
-        <w:color w:val="000000"/>
-      </w:rPr>
-      <w:t>304</w:t>
-    </w:r>
-    <w:r>
-      <w:rPr>
-        <w:color w:val="000000"/>
-      </w:rPr>
-      <w:t>-</w:t>
-    </w:r>
-    <w:r>
-      <w:rPr>
-        <w:color w:val="000000"/>
-      </w:rPr>
-      <w:t>07</w:t>
-    </w:r>
-    <w:r>
-      <w:rPr>
-        <w:color w:val="000000"/>
-      </w:rPr>
-      <w:t>-</w:t>
-    </w:r>
-    <w:r>
-      <w:rPr>
-        <w:color w:val="000000"/>
-      </w:rPr>
-      <w:t>91, REGON 543007740</w:t>
+      <w:t>NIP 554-304-07-91, REGON 543007740</w:t>
     </w:r>
   </w:p>
   <w:p>
@@ -4060,9 +3120,9 @@
 <file path=word/numbering.xml><?xml version="1.0" encoding="utf-8"?>
 <w:numbering xmlns:wpc="http://schemas.microsoft.com/office/word/2010/wordprocessingCanvas" xmlns:cx="http://schemas.microsoft.com/office/drawing/2014/chartex" xmlns:cx1="http://schemas.microsoft.com/office/drawing/2015/9/8/chartex" xmlns:cx2="http://schemas.microsoft.com/office/drawing/2015/10/21/chartex" xmlns:cx3="http://schemas.microsoft.com/office/drawing/2016/5/9/chartex" xmlns:cx4="http://schemas.microsoft.com/office/drawing/2016/5/10/chartex" xmlns:cx5="http://schemas.microsoft.com/office/drawing/2016/5/11/chartex" xmlns:cx6="http://schemas.microsoft.com/office/drawing/2016/5/12/chartex" xmlns:cx7="http://schemas.microsoft.com/office/drawing/2016/5/13/chartex" xmlns:cx8="http://schemas.microsoft.com/office/drawing/2016/5/14/chartex" xmlns:mc="http://schemas.openxmlformats.org/markup-compatibility/2006" xmlns:aink="http://schemas.microsoft.com/office/drawing/2016/ink" xmlns:am3d="http://schemas.microsoft.com/office/drawing/2017/model3d" xmlns:o="urn:schemas-microsoft-com:office:office" xmlns:oel="http://schemas.microsoft.com/office/2019/extlst" xmlns:r="http://schemas.openxmlformats.org/officeDocument/2006/relationships" xmlns:m="http://schemas.openxmlformats.org/officeDocument/2006/math" xmlns:v="urn:schemas-microsoft-com:vml" xmlns:wp14="http://schemas.microsoft.com/office/word/2010/wordprocessingDrawing" xmlns:wp="http://schemas.openxmlformats.org/drawingml/2006/wordprocessingDrawing" xmlns:w10="urn:schemas-microsoft-com:office:word" xmlns:w="http://schemas.openxmlformats.org/wordprocessingml/2006/main" xmlns:w14="http://schemas.microsoft.com/office/word/2010/wordml" xmlns:w15="http://schemas.microsoft.com/office/word/2012/wordml" xmlns:w16cex="http://schemas.microsoft.com/office/word/2018/wordml/cex" xmlns:w16cid="http://schemas.microsoft.com/office/word/2016/wordml/cid" xmlns:w16="http://schemas.microsoft.com/office/word/2018/wordml" xmlns:w16du="http://schemas.microsoft.com/office/word/2023/wordml/word16du" xmlns:w16sdtdh="http://schemas.microsoft.com/office/word/2020/wordml/sdtdatahash" xmlns:w16sdtfl="http://schemas.microsoft.com/office/word/2024/wordml/sdtformatlock" xmlns:w16se="http://schemas.microsoft.com/office/word/2015/wordml/symex" xmlns:wpg="http://schemas.microsoft.com/office/word/2010/wordprocessingGroup" xmlns:wpi="http://schemas.microsoft.com/office/word/2010/wordprocessingInk" xmlns:wne="http://schemas.microsoft.com/office/word/2006/wordml" xmlns:wps="http://schemas.microsoft.com/office/word/2010/wordprocessingShape" mc:Ignorable="w14 w15 w16se w16cid w16 w16cex w16sdtdh w16sdtfl w16du wp14">
   <w:abstractNum w:abstractNumId="0" w15:restartNumberingAfterBreak="0">
-    <w:nsid w:val="7341489C"/>
+    <w:nsid w:val="4A112B20"/>
     <w:multiLevelType w:val="multilevel"/>
-    <w:tmpl w:val="8FD67C2E"/>
+    <w:tmpl w:val="3C363C58"/>
     <w:lvl w:ilvl="0">
       <w:start w:val="1"/>
       <w:numFmt w:val="bullet"/>
@@ -4173,9 +3233,9 @@
     </w:lvl>
   </w:abstractNum>
   <w:abstractNum w:abstractNumId="1" w15:restartNumberingAfterBreak="0">
-    <w:nsid w:val="78B45A35"/>
+    <w:nsid w:val="71103C06"/>
     <w:multiLevelType w:val="multilevel"/>
-    <w:tmpl w:val="F6B89876"/>
+    <w:tmpl w:val="CEF0874A"/>
     <w:lvl w:ilvl="0">
       <w:start w:val="1"/>
       <w:numFmt w:val="bullet"/>
@@ -4285,10 +3345,10 @@
       </w:rPr>
     </w:lvl>
   </w:abstractNum>
-  <w:num w:numId="1" w16cid:durableId="165675953">
+  <w:num w:numId="1" w16cid:durableId="192958516">
     <w:abstractNumId w:val="0"/>
   </w:num>
-  <w:num w:numId="2" w16cid:durableId="717321730">
+  <w:num w:numId="2" w16cid:durableId="1595355562">
     <w:abstractNumId w:val="1"/>
   </w:num>
 </w:numbering>
@@ -4689,14 +3749,14 @@
     <w:lsdException w:name="Unresolved Mention" w:semiHidden="1" w:unhideWhenUsed="1"/>
     <w:lsdException w:name="Smart Link" w:semiHidden="1" w:unhideWhenUsed="1"/>
   </w:latentStyles>
-  <w:style w:type="paragraph" w:default="1" w:styleId="Normal">
+  <w:style w:type="paragraph" w:default="1" w:styleId="Normalny">
     <w:name w:val="Normal"/>
     <w:qFormat/>
   </w:style>
-  <w:style w:type="paragraph" w:styleId="Heading1">
+  <w:style w:type="paragraph" w:styleId="Nagwek1">
     <w:name w:val="heading 1"/>
-    <w:basedOn w:val="Normal"/>
-    <w:next w:val="Normal"/>
+    <w:basedOn w:val="Normalny"/>
+    <w:next w:val="Normalny"/>
     <w:uiPriority w:val="9"/>
     <w:qFormat/>
     <w:pPr>
@@ -4719,10 +3779,10 @@
       <w:szCs w:val="40"/>
     </w:rPr>
   </w:style>
-  <w:style w:type="paragraph" w:styleId="Heading2">
+  <w:style w:type="paragraph" w:styleId="Nagwek2">
     <w:name w:val="heading 2"/>
-    <w:basedOn w:val="Normal"/>
-    <w:next w:val="Normal"/>
+    <w:basedOn w:val="Normalny"/>
+    <w:next w:val="Normalny"/>
     <w:uiPriority w:val="9"/>
     <w:semiHidden/>
     <w:unhideWhenUsed/>
@@ -4741,10 +3801,10 @@
       <w:szCs w:val="32"/>
     </w:rPr>
   </w:style>
-  <w:style w:type="paragraph" w:styleId="Heading3">
+  <w:style w:type="paragraph" w:styleId="Nagwek3">
     <w:name w:val="heading 3"/>
-    <w:basedOn w:val="Normal"/>
-    <w:next w:val="Normal"/>
+    <w:basedOn w:val="Normalny"/>
+    <w:next w:val="Normalny"/>
     <w:uiPriority w:val="9"/>
     <w:semiHidden/>
     <w:unhideWhenUsed/>
@@ -4762,10 +3822,10 @@
       <w:szCs w:val="28"/>
     </w:rPr>
   </w:style>
-  <w:style w:type="paragraph" w:styleId="Heading4">
+  <w:style w:type="paragraph" w:styleId="Nagwek4">
     <w:name w:val="heading 4"/>
-    <w:basedOn w:val="Normal"/>
-    <w:next w:val="Normal"/>
+    <w:basedOn w:val="Normalny"/>
+    <w:next w:val="Normalny"/>
     <w:uiPriority w:val="9"/>
     <w:semiHidden/>
     <w:unhideWhenUsed/>
@@ -4782,10 +3842,10 @@
       <w:color w:val="0F4761"/>
     </w:rPr>
   </w:style>
-  <w:style w:type="paragraph" w:styleId="Heading5">
+  <w:style w:type="paragraph" w:styleId="Nagwek5">
     <w:name w:val="heading 5"/>
-    <w:basedOn w:val="Normal"/>
-    <w:next w:val="Normal"/>
+    <w:basedOn w:val="Normalny"/>
+    <w:next w:val="Normalny"/>
     <w:uiPriority w:val="9"/>
     <w:semiHidden/>
     <w:unhideWhenUsed/>
@@ -4800,10 +3860,10 @@
       <w:color w:val="0F4761"/>
     </w:rPr>
   </w:style>
-  <w:style w:type="paragraph" w:styleId="Heading6">
+  <w:style w:type="paragraph" w:styleId="Nagwek6">
     <w:name w:val="heading 6"/>
-    <w:basedOn w:val="Normal"/>
-    <w:next w:val="Normal"/>
+    <w:basedOn w:val="Normalny"/>
+    <w:next w:val="Normalny"/>
     <w:uiPriority w:val="9"/>
     <w:semiHidden/>
     <w:unhideWhenUsed/>
@@ -4820,9 +3880,9 @@
       <w:color w:val="595959"/>
     </w:rPr>
   </w:style>
-  <w:style w:type="paragraph" w:styleId="Heading7">
+  <w:style w:type="paragraph" w:styleId="Nagwek7">
     <w:name w:val="heading 7"/>
-    <w:link w:val="Heading7Char"/>
+    <w:link w:val="Nagwek7Znak"/>
     <w:uiPriority w:val="9"/>
     <w:semiHidden/>
     <w:unhideWhenUsed/>
@@ -4839,9 +3899,9 @@
       <w:color w:val="595959" w:themeColor="text1" w:themeTint="A6"/>
     </w:rPr>
   </w:style>
-  <w:style w:type="paragraph" w:styleId="Heading8">
+  <w:style w:type="paragraph" w:styleId="Nagwek8">
     <w:name w:val="heading 8"/>
-    <w:link w:val="Heading8Char"/>
+    <w:link w:val="Nagwek8Znak"/>
     <w:uiPriority w:val="9"/>
     <w:semiHidden/>
     <w:unhideWhenUsed/>
@@ -4860,9 +3920,9 @@
       <w:color w:val="272727" w:themeColor="text1" w:themeTint="D8"/>
     </w:rPr>
   </w:style>
-  <w:style w:type="paragraph" w:styleId="Heading9">
+  <w:style w:type="paragraph" w:styleId="Nagwek9">
     <w:name w:val="heading 9"/>
-    <w:link w:val="Heading9Char"/>
+    <w:link w:val="Nagwek9Znak"/>
     <w:uiPriority w:val="9"/>
     <w:semiHidden/>
     <w:unhideWhenUsed/>
@@ -4879,13 +3939,13 @@
       <w:color w:val="272727" w:themeColor="text1" w:themeTint="D8"/>
     </w:rPr>
   </w:style>
-  <w:style w:type="character" w:default="1" w:styleId="DefaultParagraphFont">
+  <w:style w:type="character" w:default="1" w:styleId="Domylnaczcionkaakapitu">
     <w:name w:val="Default Paragraph Font"/>
     <w:uiPriority w:val="1"/>
     <w:semiHidden/>
     <w:unhideWhenUsed/>
   </w:style>
-  <w:style w:type="table" w:default="1" w:styleId="TableNormal">
+  <w:style w:type="table" w:default="1" w:styleId="Standardowy">
     <w:name w:val="Normal Table"/>
     <w:uiPriority w:val="99"/>
     <w:semiHidden/>
@@ -4900,11 +3960,37 @@
       </w:tblCellMar>
     </w:tblPr>
   </w:style>
-  <w:style w:type="numbering" w:default="1" w:styleId="NoList">
+  <w:style w:type="numbering" w:default="1" w:styleId="Bezlisty">
     <w:name w:val="No List"/>
     <w:uiPriority w:val="99"/>
     <w:semiHidden/>
     <w:unhideWhenUsed/>
+  </w:style>
+  <w:style w:type="table" w:customStyle="1" w:styleId="TableNormal">
+    <w:name w:val="TableNormal"/>
+    <w:tblPr>
+      <w:tblCellMar>
+        <w:top w:w="100" w:type="dxa"/>
+        <w:left w:w="100" w:type="dxa"/>
+        <w:bottom w:w="100" w:type="dxa"/>
+        <w:right w:w="100" w:type="dxa"/>
+      </w:tblCellMar>
+    </w:tblPr>
+  </w:style>
+  <w:style w:type="paragraph" w:styleId="Tytu">
+    <w:name w:val="Title"/>
+    <w:basedOn w:val="Normalny"/>
+    <w:next w:val="Normalny"/>
+    <w:uiPriority w:val="10"/>
+    <w:qFormat/>
+    <w:pPr>
+      <w:spacing w:after="80" w:line="240" w:lineRule="auto"/>
+    </w:pPr>
+    <w:rPr>
+      <w:rFonts w:ascii="Play" w:eastAsia="Play" w:hAnsi="Play" w:cs="Play"/>
+      <w:sz w:val="56"/>
+      <w:szCs w:val="56"/>
+    </w:rPr>
   </w:style>
   <w:style w:type="table" w:customStyle="1" w:styleId="TableNormal0">
     <w:name w:val="TableNormal"/>
@@ -4917,24 +4003,9 @@
       </w:tblCellMar>
     </w:tblPr>
   </w:style>
-  <w:style w:type="paragraph" w:styleId="Title">
-    <w:name w:val="Title"/>
-    <w:basedOn w:val="Normal"/>
-    <w:next w:val="Normal"/>
-    <w:uiPriority w:val="10"/>
-    <w:qFormat/>
-    <w:pPr>
-      <w:spacing w:after="80" w:line="240" w:lineRule="auto"/>
-    </w:pPr>
-    <w:rPr>
-      <w:rFonts w:ascii="Play" w:eastAsia="Play" w:hAnsi="Play" w:cs="Play"/>
-      <w:sz w:val="56"/>
-      <w:szCs w:val="56"/>
-    </w:rPr>
-  </w:style>
   <w:style w:type="character" w:customStyle="1" w:styleId="Nagwek1Znak">
     <w:name w:val="Nagłówek 1 Znak"/>
-    <w:basedOn w:val="DefaultParagraphFont"/>
+    <w:basedOn w:val="Domylnaczcionkaakapitu"/>
     <w:uiPriority w:val="9"/>
     <w:rsid w:val="00B5094A"/>
     <w:rPr>
@@ -4946,7 +4017,7 @@
   </w:style>
   <w:style w:type="character" w:customStyle="1" w:styleId="Nagwek2Znak">
     <w:name w:val="Nagłówek 2 Znak"/>
-    <w:basedOn w:val="DefaultParagraphFont"/>
+    <w:basedOn w:val="Domylnaczcionkaakapitu"/>
     <w:uiPriority w:val="9"/>
     <w:rsid w:val="00656F16"/>
     <w:rPr>
@@ -4958,7 +4029,7 @@
   </w:style>
   <w:style w:type="character" w:customStyle="1" w:styleId="Nagwek3Znak">
     <w:name w:val="Nagłówek 3 Znak"/>
-    <w:basedOn w:val="DefaultParagraphFont"/>
+    <w:basedOn w:val="Domylnaczcionkaakapitu"/>
     <w:uiPriority w:val="9"/>
     <w:rsid w:val="00656F16"/>
     <w:rPr>
@@ -4970,7 +4041,7 @@
   </w:style>
   <w:style w:type="character" w:customStyle="1" w:styleId="Nagwek4Znak">
     <w:name w:val="Nagłówek 4 Znak"/>
-    <w:basedOn w:val="DefaultParagraphFont"/>
+    <w:basedOn w:val="Domylnaczcionkaakapitu"/>
     <w:uiPriority w:val="9"/>
     <w:semiHidden/>
     <w:rsid w:val="00EF77DA"/>
@@ -4983,7 +4054,7 @@
   </w:style>
   <w:style w:type="character" w:customStyle="1" w:styleId="Nagwek5Znak">
     <w:name w:val="Nagłówek 5 Znak"/>
-    <w:basedOn w:val="DefaultParagraphFont"/>
+    <w:basedOn w:val="Domylnaczcionkaakapitu"/>
     <w:uiPriority w:val="9"/>
     <w:semiHidden/>
     <w:rsid w:val="00EF77DA"/>
@@ -4994,7 +4065,7 @@
   </w:style>
   <w:style w:type="character" w:customStyle="1" w:styleId="Nagwek6Znak">
     <w:name w:val="Nagłówek 6 Znak"/>
-    <w:basedOn w:val="DefaultParagraphFont"/>
+    <w:basedOn w:val="Domylnaczcionkaakapitu"/>
     <w:uiPriority w:val="9"/>
     <w:semiHidden/>
     <w:rsid w:val="00EF77DA"/>
@@ -5005,10 +4076,10 @@
       <w:color w:val="595959" w:themeColor="text1" w:themeTint="A6"/>
     </w:rPr>
   </w:style>
-  <w:style w:type="character" w:customStyle="1" w:styleId="Heading7Char">
-    <w:name w:val="Heading 7 Char"/>
-    <w:basedOn w:val="DefaultParagraphFont"/>
-    <w:link w:val="Heading7"/>
+  <w:style w:type="character" w:customStyle="1" w:styleId="Nagwek7Znak">
+    <w:name w:val="Nagłówek 7 Znak"/>
+    <w:basedOn w:val="Domylnaczcionkaakapitu"/>
+    <w:link w:val="Nagwek7"/>
     <w:uiPriority w:val="9"/>
     <w:semiHidden/>
     <w:rsid w:val="00EF77DA"/>
@@ -5017,10 +4088,10 @@
       <w:color w:val="595959" w:themeColor="text1" w:themeTint="A6"/>
     </w:rPr>
   </w:style>
-  <w:style w:type="character" w:customStyle="1" w:styleId="Heading8Char">
-    <w:name w:val="Heading 8 Char"/>
-    <w:basedOn w:val="DefaultParagraphFont"/>
-    <w:link w:val="Heading8"/>
+  <w:style w:type="character" w:customStyle="1" w:styleId="Nagwek8Znak">
+    <w:name w:val="Nagłówek 8 Znak"/>
+    <w:basedOn w:val="Domylnaczcionkaakapitu"/>
+    <w:link w:val="Nagwek8"/>
     <w:uiPriority w:val="9"/>
     <w:semiHidden/>
     <w:rsid w:val="00EF77DA"/>
@@ -5031,10 +4102,10 @@
       <w:color w:val="272727" w:themeColor="text1" w:themeTint="D8"/>
     </w:rPr>
   </w:style>
-  <w:style w:type="character" w:customStyle="1" w:styleId="Heading9Char">
-    <w:name w:val="Heading 9 Char"/>
-    <w:basedOn w:val="DefaultParagraphFont"/>
-    <w:link w:val="Heading9"/>
+  <w:style w:type="character" w:customStyle="1" w:styleId="Nagwek9Znak">
+    <w:name w:val="Nagłówek 9 Znak"/>
+    <w:basedOn w:val="Domylnaczcionkaakapitu"/>
+    <w:link w:val="Nagwek9"/>
     <w:uiPriority w:val="9"/>
     <w:semiHidden/>
     <w:rsid w:val="00EF77DA"/>
@@ -5045,7 +4116,7 @@
   </w:style>
   <w:style w:type="character" w:customStyle="1" w:styleId="TytuZnak">
     <w:name w:val="Tytuł Znak"/>
-    <w:basedOn w:val="DefaultParagraphFont"/>
+    <w:basedOn w:val="Domylnaczcionkaakapitu"/>
     <w:uiPriority w:val="10"/>
     <w:rsid w:val="00EF77DA"/>
     <w:rPr>
@@ -5058,7 +4129,7 @@
   </w:style>
   <w:style w:type="character" w:customStyle="1" w:styleId="PodtytuZnak">
     <w:name w:val="Podtytuł Znak"/>
-    <w:basedOn w:val="DefaultParagraphFont"/>
+    <w:basedOn w:val="Domylnaczcionkaakapitu"/>
     <w:uiPriority w:val="11"/>
     <w:rsid w:val="00EF77DA"/>
     <w:rPr>
@@ -5069,9 +4140,9 @@
       <w:szCs w:val="28"/>
     </w:rPr>
   </w:style>
-  <w:style w:type="paragraph" w:styleId="Quote">
+  <w:style w:type="paragraph" w:styleId="Cytat">
     <w:name w:val="Quote"/>
-    <w:link w:val="QuoteChar"/>
+    <w:link w:val="CytatZnak"/>
     <w:uiPriority w:val="29"/>
     <w:qFormat/>
     <w:rsid w:val="00EF77DA"/>
@@ -5085,10 +4156,10 @@
       <w:color w:val="404040" w:themeColor="text1" w:themeTint="BF"/>
     </w:rPr>
   </w:style>
-  <w:style w:type="character" w:customStyle="1" w:styleId="QuoteChar">
-    <w:name w:val="Quote Char"/>
-    <w:basedOn w:val="DefaultParagraphFont"/>
-    <w:link w:val="Quote"/>
+  <w:style w:type="character" w:customStyle="1" w:styleId="CytatZnak">
+    <w:name w:val="Cytat Znak"/>
+    <w:basedOn w:val="Domylnaczcionkaakapitu"/>
+    <w:link w:val="Cytat"/>
     <w:uiPriority w:val="29"/>
     <w:rsid w:val="00EF77DA"/>
     <w:rPr>
@@ -5097,7 +4168,7 @@
       <w:color w:val="404040" w:themeColor="text1" w:themeTint="BF"/>
     </w:rPr>
   </w:style>
-  <w:style w:type="paragraph" w:styleId="ListParagraph">
+  <w:style w:type="paragraph" w:styleId="Akapitzlist">
     <w:name w:val="List Paragraph"/>
     <w:uiPriority w:val="34"/>
     <w:qFormat/>
@@ -5107,9 +4178,9 @@
       <w:contextualSpacing/>
     </w:pPr>
   </w:style>
-  <w:style w:type="character" w:styleId="IntenseEmphasis">
+  <w:style w:type="character" w:styleId="Wyrnienieintensywne">
     <w:name w:val="Intense Emphasis"/>
-    <w:basedOn w:val="DefaultParagraphFont"/>
+    <w:basedOn w:val="Domylnaczcionkaakapitu"/>
     <w:uiPriority w:val="21"/>
     <w:qFormat/>
     <w:rsid w:val="00EF77DA"/>
@@ -5119,9 +4190,9 @@
       <w:color w:val="0F4761" w:themeColor="accent1" w:themeShade="BF"/>
     </w:rPr>
   </w:style>
-  <w:style w:type="paragraph" w:styleId="IntenseQuote">
+  <w:style w:type="paragraph" w:styleId="Cytatintensywny">
     <w:name w:val="Intense Quote"/>
-    <w:link w:val="IntenseQuoteChar"/>
+    <w:link w:val="CytatintensywnyZnak"/>
     <w:uiPriority w:val="30"/>
     <w:qFormat/>
     <w:rsid w:val="00EF77DA"/>
@@ -5140,10 +4211,10 @@
       <w:color w:val="0F4761" w:themeColor="accent1" w:themeShade="BF"/>
     </w:rPr>
   </w:style>
-  <w:style w:type="character" w:customStyle="1" w:styleId="IntenseQuoteChar">
-    <w:name w:val="Intense Quote Char"/>
-    <w:basedOn w:val="DefaultParagraphFont"/>
-    <w:link w:val="IntenseQuote"/>
+  <w:style w:type="character" w:customStyle="1" w:styleId="CytatintensywnyZnak">
+    <w:name w:val="Cytat intensywny Znak"/>
+    <w:basedOn w:val="Domylnaczcionkaakapitu"/>
+    <w:link w:val="Cytatintensywny"/>
     <w:uiPriority w:val="30"/>
     <w:rsid w:val="00EF77DA"/>
     <w:rPr>
@@ -5152,9 +4223,9 @@
       <w:color w:val="0F4761" w:themeColor="accent1" w:themeShade="BF"/>
     </w:rPr>
   </w:style>
-  <w:style w:type="character" w:styleId="IntenseReference">
+  <w:style w:type="character" w:styleId="Odwoanieintensywne">
     <w:name w:val="Intense Reference"/>
-    <w:basedOn w:val="DefaultParagraphFont"/>
+    <w:basedOn w:val="Domylnaczcionkaakapitu"/>
     <w:uiPriority w:val="32"/>
     <w:qFormat/>
     <w:rsid w:val="00EF77DA"/>
@@ -5166,9 +4237,9 @@
       <w:spacing w:val="5"/>
     </w:rPr>
   </w:style>
-  <w:style w:type="paragraph" w:styleId="Header">
+  <w:style w:type="paragraph" w:styleId="Nagwek">
     <w:name w:val="header"/>
-    <w:link w:val="HeaderChar"/>
+    <w:link w:val="NagwekZnak"/>
     <w:uiPriority w:val="99"/>
     <w:unhideWhenUsed/>
     <w:rsid w:val="00EF77DA"/>
@@ -5180,16 +4251,16 @@
       <w:spacing w:after="0" w:line="240" w:lineRule="auto"/>
     </w:pPr>
   </w:style>
-  <w:style w:type="character" w:customStyle="1" w:styleId="HeaderChar">
-    <w:name w:val="Header Char"/>
-    <w:basedOn w:val="DefaultParagraphFont"/>
-    <w:link w:val="Header"/>
+  <w:style w:type="character" w:customStyle="1" w:styleId="NagwekZnak">
+    <w:name w:val="Nagłówek Znak"/>
+    <w:basedOn w:val="Domylnaczcionkaakapitu"/>
+    <w:link w:val="Nagwek"/>
     <w:uiPriority w:val="99"/>
     <w:rsid w:val="00EF77DA"/>
   </w:style>
-  <w:style w:type="paragraph" w:styleId="Footer">
+  <w:style w:type="paragraph" w:styleId="Stopka">
     <w:name w:val="footer"/>
-    <w:link w:val="FooterChar"/>
+    <w:link w:val="StopkaZnak"/>
     <w:uiPriority w:val="99"/>
     <w:unhideWhenUsed/>
     <w:rsid w:val="00EF77DA"/>
@@ -5201,16 +4272,16 @@
       <w:spacing w:after="0" w:line="240" w:lineRule="auto"/>
     </w:pPr>
   </w:style>
-  <w:style w:type="character" w:customStyle="1" w:styleId="FooterChar">
-    <w:name w:val="Footer Char"/>
-    <w:basedOn w:val="DefaultParagraphFont"/>
-    <w:link w:val="Footer"/>
+  <w:style w:type="character" w:customStyle="1" w:styleId="StopkaZnak">
+    <w:name w:val="Stopka Znak"/>
+    <w:basedOn w:val="Domylnaczcionkaakapitu"/>
+    <w:link w:val="Stopka"/>
     <w:uiPriority w:val="99"/>
     <w:rsid w:val="00EF77DA"/>
   </w:style>
-  <w:style w:type="table" w:styleId="TableGrid">
+  <w:style w:type="table" w:styleId="Tabela-Siatka">
     <w:name w:val="Table Grid"/>
-    <w:basedOn w:val="TableNormal"/>
+    <w:basedOn w:val="Standardowy"/>
     <w:uiPriority w:val="39"/>
     <w:rsid w:val="00E32A18"/>
     <w:pPr>
@@ -5227,7 +4298,7 @@
       </w:tblBorders>
     </w:tblPr>
   </w:style>
-  <w:style w:type="paragraph" w:styleId="TOCHeading">
+  <w:style w:type="paragraph" w:styleId="Nagwekspisutreci">
     <w:name w:val="TOC Heading"/>
     <w:uiPriority w:val="39"/>
     <w:unhideWhenUsed/>
@@ -5241,7 +4312,7 @@
       <w:szCs w:val="32"/>
     </w:rPr>
   </w:style>
-  <w:style w:type="paragraph" w:styleId="TOC1">
+  <w:style w:type="paragraph" w:styleId="Spistreci1">
     <w:name w:val="toc 1"/>
     <w:autoRedefine/>
     <w:uiPriority w:val="39"/>
@@ -5251,7 +4322,7 @@
       <w:spacing w:after="100"/>
     </w:pPr>
   </w:style>
-  <w:style w:type="paragraph" w:styleId="TOC2">
+  <w:style w:type="paragraph" w:styleId="Spistreci2">
     <w:name w:val="toc 2"/>
     <w:autoRedefine/>
     <w:uiPriority w:val="39"/>
@@ -5262,7 +4333,7 @@
       <w:ind w:left="220"/>
     </w:pPr>
   </w:style>
-  <w:style w:type="paragraph" w:styleId="TOC3">
+  <w:style w:type="paragraph" w:styleId="Spistreci3">
     <w:name w:val="toc 3"/>
     <w:autoRedefine/>
     <w:uiPriority w:val="39"/>
@@ -5273,9 +4344,9 @@
       <w:ind w:left="440"/>
     </w:pPr>
   </w:style>
-  <w:style w:type="character" w:styleId="Hyperlink">
+  <w:style w:type="character" w:styleId="Hipercze">
     <w:name w:val="Hyperlink"/>
-    <w:basedOn w:val="DefaultParagraphFont"/>
+    <w:basedOn w:val="Domylnaczcionkaakapitu"/>
     <w:uiPriority w:val="99"/>
     <w:unhideWhenUsed/>
     <w:rsid w:val="00E32A18"/>
@@ -5284,7 +4355,7 @@
       <w:u w:val="single"/>
     </w:rPr>
   </w:style>
-  <w:style w:type="paragraph" w:styleId="TOC4">
+  <w:style w:type="paragraph" w:styleId="Spistreci4">
     <w:name w:val="toc 4"/>
     <w:autoRedefine/>
     <w:uiPriority w:val="39"/>
@@ -5300,7 +4371,7 @@
       <w:szCs w:val="24"/>
     </w:rPr>
   </w:style>
-  <w:style w:type="paragraph" w:styleId="TOC5">
+  <w:style w:type="paragraph" w:styleId="Spistreci5">
     <w:name w:val="toc 5"/>
     <w:autoRedefine/>
     <w:uiPriority w:val="39"/>
@@ -5316,7 +4387,7 @@
       <w:szCs w:val="24"/>
     </w:rPr>
   </w:style>
-  <w:style w:type="paragraph" w:styleId="TOC6">
+  <w:style w:type="paragraph" w:styleId="Spistreci6">
     <w:name w:val="toc 6"/>
     <w:autoRedefine/>
     <w:uiPriority w:val="39"/>
@@ -5332,7 +4403,7 @@
       <w:szCs w:val="24"/>
     </w:rPr>
   </w:style>
-  <w:style w:type="paragraph" w:styleId="TOC7">
+  <w:style w:type="paragraph" w:styleId="Spistreci7">
     <w:name w:val="toc 7"/>
     <w:autoRedefine/>
     <w:uiPriority w:val="39"/>
@@ -5348,7 +4419,7 @@
       <w:szCs w:val="24"/>
     </w:rPr>
   </w:style>
-  <w:style w:type="paragraph" w:styleId="TOC8">
+  <w:style w:type="paragraph" w:styleId="Spistreci8">
     <w:name w:val="toc 8"/>
     <w:autoRedefine/>
     <w:uiPriority w:val="39"/>
@@ -5364,7 +4435,7 @@
       <w:szCs w:val="24"/>
     </w:rPr>
   </w:style>
-  <w:style w:type="paragraph" w:styleId="TOC9">
+  <w:style w:type="paragraph" w:styleId="Spistreci9">
     <w:name w:val="toc 9"/>
     <w:autoRedefine/>
     <w:uiPriority w:val="39"/>
@@ -5380,9 +4451,9 @@
       <w:szCs w:val="24"/>
     </w:rPr>
   </w:style>
-  <w:style w:type="character" w:styleId="UnresolvedMention">
+  <w:style w:type="character" w:styleId="Nierozpoznanawzmianka">
     <w:name w:val="Unresolved Mention"/>
-    <w:basedOn w:val="DefaultParagraphFont"/>
+    <w:basedOn w:val="Domylnaczcionkaakapitu"/>
     <w:uiPriority w:val="99"/>
     <w:semiHidden/>
     <w:unhideWhenUsed/>
@@ -5392,13 +4463,13 @@
       <w:shd w:val="clear" w:color="auto" w:fill="E1DFDD"/>
     </w:rPr>
   </w:style>
-  <w:style w:type="paragraph" w:styleId="Bibliography">
+  <w:style w:type="paragraph" w:styleId="Bibliografia">
     <w:name w:val="Bibliography"/>
     <w:uiPriority w:val="37"/>
     <w:unhideWhenUsed/>
     <w:rsid w:val="00844D5D"/>
   </w:style>
-  <w:style w:type="paragraph" w:styleId="NormalWeb">
+  <w:style w:type="paragraph" w:styleId="NormalnyWeb">
     <w:name w:val="Normal (Web)"/>
     <w:uiPriority w:val="99"/>
     <w:semiHidden/>
@@ -5410,9 +4481,9 @@
       <w:szCs w:val="24"/>
     </w:rPr>
   </w:style>
-  <w:style w:type="character" w:styleId="PlaceholderText">
+  <w:style w:type="character" w:styleId="Tekstzastpczy">
     <w:name w:val="Placeholder Text"/>
-    <w:basedOn w:val="DefaultParagraphFont"/>
+    <w:basedOn w:val="Domylnaczcionkaakapitu"/>
     <w:uiPriority w:val="99"/>
     <w:semiHidden/>
     <w:rsid w:val="005D6911"/>
@@ -5420,7 +4491,7 @@
       <w:color w:val="666666"/>
     </w:rPr>
   </w:style>
-  <w:style w:type="paragraph" w:styleId="Index1">
+  <w:style w:type="paragraph" w:styleId="Indeks1">
     <w:name w:val="index 1"/>
     <w:autoRedefine/>
     <w:uiPriority w:val="99"/>
@@ -5432,7 +4503,7 @@
       <w:ind w:left="220" w:hanging="220"/>
     </w:pPr>
   </w:style>
-  <w:style w:type="paragraph" w:styleId="Index2">
+  <w:style w:type="paragraph" w:styleId="Indeks2">
     <w:name w:val="index 2"/>
     <w:autoRedefine/>
     <w:uiPriority w:val="99"/>
@@ -5444,7 +4515,7 @@
       <w:ind w:left="440" w:hanging="220"/>
     </w:pPr>
   </w:style>
-  <w:style w:type="paragraph" w:styleId="NoSpacing">
+  <w:style w:type="paragraph" w:styleId="Bezodstpw">
     <w:name w:val="No Spacing"/>
     <w:uiPriority w:val="1"/>
     <w:qFormat/>
@@ -5453,9 +4524,9 @@
       <w:spacing w:after="0" w:line="240" w:lineRule="auto"/>
     </w:pPr>
   </w:style>
-  <w:style w:type="paragraph" w:styleId="FootnoteText">
+  <w:style w:type="paragraph" w:styleId="Tekstprzypisudolnego">
     <w:name w:val="footnote text"/>
-    <w:link w:val="FootnoteTextChar"/>
+    <w:link w:val="TekstprzypisudolnegoZnak"/>
     <w:uiPriority w:val="99"/>
     <w:semiHidden/>
     <w:unhideWhenUsed/>
@@ -5468,10 +4539,10 @@
       <w:szCs w:val="20"/>
     </w:rPr>
   </w:style>
-  <w:style w:type="character" w:customStyle="1" w:styleId="FootnoteTextChar">
-    <w:name w:val="Footnote Text Char"/>
-    <w:basedOn w:val="DefaultParagraphFont"/>
-    <w:link w:val="FootnoteText"/>
+  <w:style w:type="character" w:customStyle="1" w:styleId="TekstprzypisudolnegoZnak">
+    <w:name w:val="Tekst przypisu dolnego Znak"/>
+    <w:basedOn w:val="Domylnaczcionkaakapitu"/>
+    <w:link w:val="Tekstprzypisudolnego"/>
     <w:uiPriority w:val="99"/>
     <w:semiHidden/>
     <w:rsid w:val="00C1032E"/>
@@ -5480,27 +4551,15 @@
       <w:szCs w:val="20"/>
     </w:rPr>
   </w:style>
-  <w:style w:type="character" w:styleId="FootnoteReference">
+  <w:style w:type="character" w:styleId="Odwoanieprzypisudolnego">
     <w:name w:val="footnote reference"/>
-    <w:basedOn w:val="DefaultParagraphFont"/>
+    <w:basedOn w:val="Domylnaczcionkaakapitu"/>
     <w:uiPriority w:val="99"/>
     <w:semiHidden/>
     <w:unhideWhenUsed/>
     <w:rsid w:val="00C1032E"/>
     <w:rPr>
       <w:vertAlign w:val="superscript"/>
-    </w:rPr>
-  </w:style>
-  <w:style w:type="paragraph" w:styleId="Subtitle">
-    <w:name w:val="Subtitle"/>
-    <w:basedOn w:val="Normal"/>
-    <w:next w:val="Normal"/>
-    <w:uiPriority w:val="11"/>
-    <w:qFormat/>
-    <w:rPr>
-      <w:color w:val="595959"/>
-      <w:sz w:val="28"/>
-      <w:szCs w:val="28"/>
     </w:rPr>
   </w:style>
   <w:style w:type="table" w:customStyle="1" w:styleId="a">
@@ -5567,10 +4626,9 @@
       </w:tblCellMar>
     </w:tblPr>
   </w:style>
-  <w:style w:type="paragraph" w:styleId="CommentText">
+  <w:style w:type="paragraph" w:styleId="Tekstkomentarza">
     <w:name w:val="annotation text"/>
-    <w:basedOn w:val="Normal"/>
-    <w:link w:val="CommentTextChar"/>
+    <w:link w:val="TekstkomentarzaZnak"/>
     <w:uiPriority w:val="99"/>
     <w:semiHidden/>
     <w:unhideWhenUsed/>
@@ -5582,10 +4640,10 @@
       <w:szCs w:val="20"/>
     </w:rPr>
   </w:style>
-  <w:style w:type="character" w:customStyle="1" w:styleId="CommentTextChar">
-    <w:name w:val="Comment Text Char"/>
-    <w:basedOn w:val="DefaultParagraphFont"/>
-    <w:link w:val="CommentText"/>
+  <w:style w:type="character" w:customStyle="1" w:styleId="TekstkomentarzaZnak">
+    <w:name w:val="Tekst komentarza Znak"/>
+    <w:basedOn w:val="Domylnaczcionkaakapitu"/>
+    <w:link w:val="Tekstkomentarza"/>
     <w:uiPriority w:val="99"/>
     <w:semiHidden/>
     <w:rPr>
@@ -5593,9 +4651,9 @@
       <w:szCs w:val="20"/>
     </w:rPr>
   </w:style>
-  <w:style w:type="character" w:styleId="CommentReference">
+  <w:style w:type="character" w:styleId="Odwoaniedokomentarza">
     <w:name w:val="annotation reference"/>
-    <w:basedOn w:val="DefaultParagraphFont"/>
+    <w:basedOn w:val="Domylnaczcionkaakapitu"/>
     <w:uiPriority w:val="99"/>
     <w:semiHidden/>
     <w:unhideWhenUsed/>
@@ -5604,7 +4662,7 @@
       <w:szCs w:val="16"/>
     </w:rPr>
   </w:style>
-  <w:style w:type="paragraph" w:styleId="Revision">
+  <w:style w:type="paragraph" w:styleId="Poprawka">
     <w:name w:val="Revision"/>
     <w:hidden/>
     <w:uiPriority w:val="99"/>
@@ -5614,11 +4672,11 @@
       <w:spacing w:after="0" w:line="240" w:lineRule="auto"/>
     </w:pPr>
   </w:style>
-  <w:style w:type="paragraph" w:styleId="CommentSubject">
+  <w:style w:type="paragraph" w:styleId="Tematkomentarza">
     <w:name w:val="annotation subject"/>
-    <w:basedOn w:val="CommentText"/>
-    <w:next w:val="CommentText"/>
-    <w:link w:val="CommentSubjectChar"/>
+    <w:basedOn w:val="Tekstkomentarza"/>
+    <w:next w:val="Tekstkomentarza"/>
+    <w:link w:val="TematkomentarzaZnak"/>
     <w:uiPriority w:val="99"/>
     <w:semiHidden/>
     <w:unhideWhenUsed/>
@@ -5628,10 +4686,10 @@
       <w:bCs/>
     </w:rPr>
   </w:style>
-  <w:style w:type="character" w:customStyle="1" w:styleId="CommentSubjectChar">
-    <w:name w:val="Comment Subject Char"/>
-    <w:basedOn w:val="CommentTextChar"/>
-    <w:link w:val="CommentSubject"/>
+  <w:style w:type="character" w:customStyle="1" w:styleId="TematkomentarzaZnak">
+    <w:name w:val="Temat komentarza Znak"/>
+    <w:basedOn w:val="TekstkomentarzaZnak"/>
+    <w:link w:val="Tematkomentarza"/>
     <w:uiPriority w:val="99"/>
     <w:semiHidden/>
     <w:rsid w:val="000D7774"/>
@@ -5641,6 +4699,82 @@
       <w:sz w:val="20"/>
       <w:szCs w:val="20"/>
     </w:rPr>
+  </w:style>
+  <w:style w:type="paragraph" w:styleId="Podtytu">
+    <w:name w:val="Subtitle"/>
+    <w:basedOn w:val="Normalny"/>
+    <w:next w:val="Normalny"/>
+    <w:uiPriority w:val="11"/>
+    <w:qFormat/>
+    <w:rPr>
+      <w:color w:val="595959"/>
+      <w:sz w:val="28"/>
+      <w:szCs w:val="28"/>
+    </w:rPr>
+  </w:style>
+  <w:style w:type="table" w:customStyle="1" w:styleId="a3">
+    <w:basedOn w:val="TableNormal0"/>
+    <w:pPr>
+      <w:spacing w:after="0" w:line="240" w:lineRule="auto"/>
+    </w:pPr>
+    <w:tblPr>
+      <w:tblStyleRowBandSize w:val="1"/>
+      <w:tblStyleColBandSize w:val="1"/>
+      <w:tblCellMar>
+        <w:top w:w="0" w:type="dxa"/>
+        <w:left w:w="108" w:type="dxa"/>
+        <w:bottom w:w="0" w:type="dxa"/>
+        <w:right w:w="108" w:type="dxa"/>
+      </w:tblCellMar>
+    </w:tblPr>
+  </w:style>
+  <w:style w:type="table" w:customStyle="1" w:styleId="a4">
+    <w:basedOn w:val="TableNormal0"/>
+    <w:pPr>
+      <w:spacing w:after="0" w:line="240" w:lineRule="auto"/>
+    </w:pPr>
+    <w:tblPr>
+      <w:tblStyleRowBandSize w:val="1"/>
+      <w:tblStyleColBandSize w:val="1"/>
+      <w:tblCellMar>
+        <w:top w:w="0" w:type="dxa"/>
+        <w:left w:w="108" w:type="dxa"/>
+        <w:bottom w:w="0" w:type="dxa"/>
+        <w:right w:w="108" w:type="dxa"/>
+      </w:tblCellMar>
+    </w:tblPr>
+  </w:style>
+  <w:style w:type="table" w:customStyle="1" w:styleId="a5">
+    <w:basedOn w:val="TableNormal0"/>
+    <w:pPr>
+      <w:spacing w:after="0" w:line="240" w:lineRule="auto"/>
+    </w:pPr>
+    <w:tblPr>
+      <w:tblStyleRowBandSize w:val="1"/>
+      <w:tblStyleColBandSize w:val="1"/>
+      <w:tblCellMar>
+        <w:top w:w="0" w:type="dxa"/>
+        <w:left w:w="108" w:type="dxa"/>
+        <w:bottom w:w="0" w:type="dxa"/>
+        <w:right w:w="108" w:type="dxa"/>
+      </w:tblCellMar>
+    </w:tblPr>
+  </w:style>
+  <w:style w:type="table" w:customStyle="1" w:styleId="a6">
+    <w:basedOn w:val="TableNormal0"/>
+    <w:pPr>
+      <w:spacing w:after="0" w:line="240" w:lineRule="auto"/>
+    </w:pPr>
+    <w:tblPr>
+      <w:tblStyleRowBandSize w:val="1"/>
+      <w:tblStyleColBandSize w:val="1"/>
+      <w:tblCellMar>
+        <w:top w:w="0" w:type="dxa"/>
+        <w:left w:w="108" w:type="dxa"/>
+        <w:bottom w:w="0" w:type="dxa"/>
+        <w:right w:w="108" w:type="dxa"/>
+      </w:tblCellMar>
+    </w:tblPr>
   </w:style>
 </w:styles>
 </file>
@@ -5941,34 +5075,16 @@
 </file>
 
 <file path=customXml/item1.xml><?xml version="1.0" encoding="utf-8"?>
-<b:Sources xmlns:b="http://schemas.openxmlformats.org/officeDocument/2006/bibliography" xmlns="http://schemas.openxmlformats.org/officeDocument/2006/bibliography" SelectedStyle="/APASixthEditionOfficeOnline.xsl" StyleName="APA" Version="6"/>
-</file>
-
-<file path=customXml/item2.xml><?xml version="1.0" encoding="utf-8"?>
 <go:gDocsCustomXmlDataStorage xmlns:go="http://customooxmlschemas.google.com/" xmlns:r="http://schemas.openxmlformats.org/officeDocument/2006/relationships" uri="GoogleDocsCustomDataVersion2">
-  <go:docsCustomData xmlns:go="http://customooxmlschemas.google.com/" roundtripDataSignature="AMtx7mhy4mn8443VNnDnopcz1RtO6VCQYA==">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</go:docsCustomData>
+  <go:docsCustomData xmlns:go="http://customooxmlschemas.google.com/" roundtripDataSignature="AMtx7mgfIwfukrlzoT4S943dGdcWnSgRlA==">CgMxLjA4AHIhMXR2QU04cVNCRTVCbGFYS19JeERCWmM4RWJNSzB2S3JO</go:docsCustomData>
 </go:gDocsCustomXmlDataStorage>
 </file>
 
 <file path=customXml/itemProps1.xml><?xml version="1.0" encoding="utf-8"?>
-<ds:datastoreItem xmlns:ds="http://schemas.openxmlformats.org/officeDocument/2006/customXml" ds:itemID="{7F563A32-2B2F-9C47-9B52-1CDF87E503BF}">
-  <ds:schemaRefs>
-    <ds:schemaRef ds:uri="http://schemas.openxmlformats.org/officeDocument/2006/bibliography"/>
-  </ds:schemaRefs>
-</ds:datastoreItem>
-</file>
-
-<file path=customXml/itemProps2.xml><?xml version="1.0" encoding="utf-8"?>
 <ds:datastoreItem xmlns:ds="http://schemas.openxmlformats.org/officeDocument/2006/customXml" ds:itemID="{11111111-1234-1234-1234-123412341234}">
   <ds:schemaRefs>
     <ds:schemaRef ds:uri="http://customooxmlschemas.google.com/"/>
     <ds:schemaRef ds:uri="http://schemas.openxmlformats.org/officeDocument/2006/relationships"/>
   </ds:schemaRefs>
 </ds:datastoreItem>
-</file>
-
-<file path=docMetadata/LabelInfo.xml><?xml version="1.0" encoding="utf-8"?>
-<clbl:labelList xmlns:clbl="http://schemas.microsoft.com/office/2020/mipLabelMetadata">
-  <clbl:label id="{3c76ce46-357f-46de-88d6-77b9bbb83c46}" enabled="1" method="Privileged" siteId="{4e2c6054-71cb-48f1-bd6c-3a9705aca71b}" contentBits="0" removed="0"/>
-</clbl:labelList>
 </file>